--- a/cudmore-narrative-cv/outputs/research-labs-department-heads/output_word/cover-letter.docx
+++ b/cudmore-narrative-cv/outputs/research-labs-department-heads/output_word/cover-letter.docx
@@ -2,15 +2,6 @@
 <file path=word/document.xml><?xml version="1.0" encoding="utf-8"?>
 <w:document xmlns:w="http://schemas.openxmlformats.org/wordprocessingml/2006/main" xmlns:m="http://schemas.openxmlformats.org/officeDocument/2006/math" xmlns:r="http://schemas.openxmlformats.org/officeDocument/2006/relationships" xmlns:o="urn:schemas-microsoft-com:office:office" xmlns:v="urn:schemas-microsoft-com:vml" xmlns:w10="urn:schemas-microsoft-com:office:word" xmlns:a="http://schemas.openxmlformats.org/drawingml/2006/main" xmlns:pic="http://schemas.openxmlformats.org/drawingml/2006/picture" xmlns:wp="http://schemas.openxmlformats.org/drawingml/2006/wordprocessingDrawing">
   <w:body>
-    <w:bookmarkStart w:id="9" w:name="X2fdbd28282ef44a9ad25788ae408dd9e9abc7ef"/>
-    <w:p>
-      <w:pPr>
-        <w:pStyle w:val="Heading1"/>
-      </w:pPr>
-      <w:r>
-        <w:t xml:space="preserve">General Cover Letter: Research Laboratories and Academic Department Leaders</w:t>
-      </w:r>
-    </w:p>
     <w:p>
       <w:pPr>
         <w:pStyle w:val="FirstParagraph"/>
@@ -24,7 +15,7 @@
         <w:pStyle w:val="BodyText"/>
       </w:pPr>
       <w:r>
-        <w:t xml:space="preserve">I am writing to introduce myself and ask whether my combination of experimental science, quantitative analysis, and research software engineering could contribute to the work of your laboratory, department, or research community. I am exploring staff-scientist, research-faculty, and related scientific roles in which I could participate directly in research while developing reusable analysis software.</w:t>
+        <w:t xml:space="preserve">I am writing to ask whether my combination of experimental science, quantitative analysis, and research software engineering could contribute to your laboratory, department, or research community. I am keen to join an existing organization in a staff-scientist, research-faculty, or related scientific role, contributing directly to research while developing reusable analysis software.</w:t>
       </w:r>
     </w:p>
     <w:p>
@@ -32,7 +23,7 @@
         <w:pStyle w:val="BodyText"/>
       </w:pPr>
       <w:r>
-        <w:t xml:space="preserve">My scientific background spans neuroscience, vascular biology, and cardiac physiology, with decades of bench experience using microscopy and electrophysiology. I began building acquisition and analysis tools to answer the scientific questions that arose in my own experimental work. Over time, I found that many laboratories faced similar problems but often relied on project-specific scripts or software that was difficult to maintain and reuse. I became increasingly committed to filling that gap because reusable analysis software is critical to research that must evolve beyond a single experiment or publication.</w:t>
+        <w:t xml:space="preserve">My scientific background spans neuroscience, vascular biology, and cardiac physiology, with decades of bench experience in microscopy and electrophysiology. I began building acquisition and analysis tools to answer questions arising from my own experiments and found that many laboratories faced similar needs but relied on one-off scripts that were difficult to validate, maintain, and reuse. I now work with domain experts to turn recurring analytical needs into scientifically valid software that can support multiple studies and laboratories.</w:t>
       </w:r>
     </w:p>
     <w:p>
@@ -40,7 +31,19 @@
         <w:pStyle w:val="BodyText"/>
       </w:pPr>
       <w:r>
-        <w:t xml:space="preserve">I now work increasingly at the intersection of experimental biology, quantitative analysis, and research software engineering. I thrive in multidisciplinary teams where each member contributes distinct scientific or technical expertise. By working closely with domain experts, I can translate biological questions, measurement constraints, and analytical requirements into software that research biologists can use. Generalizing recurring analysis needs into reusable, reproducible software allows solutions developed for one study to benefit future projects and laboratories.</w:t>
+        <w:t xml:space="preserve">My software is designed to remain integral to research throughout the experimental lifecycle. It supports real-time work at the microscope or electrophysiology rig, adapts as new questions arise during offline analysis, and carries the same data and completed analyses into publication. I have implemented this workflow in both imaging and electrophysiology, including interactive published figures that remain connected to their underlying raw data. This lowers barriers to sharing and replaces the traditional</w:t>
+      </w:r>
+      <w:r>
+        <w:t xml:space="preserve"> </w:t>
+      </w:r>
+      <w:r>
+        <w:t xml:space="preserve">“data available upon request”</w:t>
+      </w:r>
+      <w:r>
+        <w:t xml:space="preserve"> </w:t>
+      </w:r>
+      <w:r>
+        <w:t xml:space="preserve">model with results that can be inspected and reused.</w:t>
       </w:r>
     </w:p>
     <w:p>
@@ -48,7 +51,7 @@
         <w:pStyle w:val="BodyText"/>
       </w:pPr>
       <w:r>
-        <w:t xml:space="preserve">My most recent work puts these principles into practice by connecting raw microscopy data, quantitative analysis, scientific curation, and publication within one continuous workflow. The CloudScope suite makes reproducible analyses accessible through a desktop application that allows researchers to analyze potentially hundreds of image files while retaining human scientific judgment during curation. It preserves the raw data and analysis results together in self-contained datasets, making sharing a built-in part of the workflow rather than a separate task at the end of a project. These datasets can then be shared through CloudScope-Web as interactive figures. By keeping raw data, analysis methods, and results connected, published work becomes easier for other researchers to inspect, understand, and reuse.</w:t>
+        <w:t xml:space="preserve">Within a laboratory, I can develop analysis software that supports experiments, quantitative interpretation, and publication. Across a department, center, or institute, I can identify shared analytical needs, develop sustainable software, train researchers, and provide continuity across projects. I especially value working directly with researchers to troubleshoot data and analysis pipelines and help them use reproducible methods confidently.</w:t>
       </w:r>
     </w:p>
     <w:p>
@@ -56,7 +59,7 @@
         <w:pStyle w:val="BodyText"/>
       </w:pPr>
       <w:r>
-        <w:t xml:space="preserve">My experience with funded research has also taught me how to contribute productively within multidisciplinary teams. I have led the scientific and technical design and writing of an NIH BRAIN Initiative R01 proposal and a Chan Zuckerberg Initiative software proposal, managed multi-year research, and trained and mentored personnel ranging from undergraduate researchers to full-time image analysts. This experience allows me to help connect scientific aims, experimental design, quantitative analysis, and software development. I am most interested in bringing that experience to a team where I can contribute to shared research and support collaborative proposals when useful.</w:t>
+        <w:t xml:space="preserve">I have also led the scientific and technical design and writing of successful NIH BRAIN Initiative and Chan Zuckerberg Initiative proposals, managed multi-year funded research, and mentored personnel ranging from undergraduate researchers to full-time image analysts. This experience prepares me to contribute to multidisciplinary research teams and collaborative proposals when useful.</w:t>
       </w:r>
     </w:p>
     <w:p>
@@ -64,15 +67,7 @@
         <w:pStyle w:val="BodyText"/>
       </w:pPr>
       <w:r>
-        <w:t xml:space="preserve">Within a laboratory, I want to work closely with scientists to develop analysis software that supports their experiments, strengthens quantitative interpretation, and helps carry their research toward publication. Across a department, center, or institute, I can help identify shared analytical needs, develop sustainable software, train researchers, and provide continuity as projects and personnel change. I especially value helping researchers develop confidence with quantitative and reproducible methods.</w:t>
-      </w:r>
-    </w:p>
-    <w:p>
-      <w:pPr>
-        <w:pStyle w:val="BodyText"/>
-      </w:pPr>
-      <w:r>
-        <w:t xml:space="preserve">I would welcome a conversation about the scientific and analytical needs of your researchers and whether my experience could complement your existing strengths. I have attached my CV to provide additional context about my research background and software platforms. If you know someone who might be interested, please feel free to pass along my letter and CV.</w:t>
+        <w:t xml:space="preserve">I would welcome a conversation about your researchers’ scientific and analytical needs and whether my experience could complement your existing strengths. I have attached my CV for additional context. If you know someone who might be interested, please feel free to pass along my letter and CV.</w:t>
       </w:r>
     </w:p>
     <w:p>
@@ -91,22 +86,14 @@
         <w:t xml:space="preserve">Robert H. Cudmore, PhD</w:t>
       </w:r>
     </w:p>
-    <w:p>
-      <w:pPr>
-        <w:pStyle w:val="BodyText"/>
-      </w:pPr>
-      <w:r>
-        <w:t xml:space="preserve">[Contact information]</w:t>
-      </w:r>
-    </w:p>
-    <w:bookmarkEnd w:id="9"/>
     <w:sectPr>
-      <w:footnotePr>
-        <w:numRestart w:val="eachSect"/>
-      </w:footnotePr>
+      <w:type w:val="nextPage"/>
       <w:pgSz w:h="15840" w:w="12240"/>
-      <w:pgMar w:bottom="1440" w:footer="720" w:gutter="0" w:header="720" w:left="1440" w:right="1440" w:top="1440"/>
-      <w:cols w:space="720"/>
+      <w:pgMar w:bottom="1008" w:footer="0" w:gutter="0" w:header="0" w:left="1008" w:right="1008" w:top="1008"/>
+      <w:pgNumType w:fmt="decimal"/>
+      <w:formProt w:val="false"/>
+      <w:textDirection w:val="lrTb"/>
+      <w:docGrid w:charSpace="0" w:linePitch="360" w:type="default"/>
     </w:sectPr>
   </w:body>
 </w:document>
@@ -136,111 +123,7 @@
 </file>
 
 <file path=word/numbering.xml><?xml version="1.0" encoding="utf-8"?>
-<w:numbering xmlns:aink="http://schemas.microsoft.com/office/drawing/2016/ink" xmlns:am3d="http://schemas.microsoft.com/office/drawing/2017/model3d" xmlns:cx="http://schemas.microsoft.com/office/drawing/2014/chartex" xmlns:cx1="http://schemas.microsoft.com/office/drawing/2015/9/8/chartex" xmlns:cx2="http://schemas.microsoft.com/office/drawing/2015/10/21/chartex" xmlns:cx3="http://schemas.microsoft.com/office/drawing/2016/5/9/chartex" xmlns:cx4="http://schemas.microsoft.com/office/drawing/2016/5/10/chartex" xmlns:cx5="http://schemas.microsoft.com/office/drawing/2016/5/11/chartex" xmlns:cx6="http://schemas.microsoft.com/office/drawing/2016/5/12/chartex" xmlns:cx7="http://schemas.microsoft.com/office/drawing/2016/5/13/chartex" xmlns:cx8="http://schemas.microsoft.com/office/drawing/2016/5/14/chartex" xmlns:m="http://schemas.openxmlformats.org/officeDocument/2006/math" xmlns:mc="http://schemas.openxmlformats.org/markup-compatibility/2006" xmlns:o="urn:schemas-microsoft-com:office:office" xmlns:oel="http://schemas.microsoft.com/office/2019/extlst" xmlns:r="http://schemas.openxmlformats.org/officeDocument/2006/relationships" xmlns:v="urn:schemas-microsoft-com:vml" xmlns:w="http://schemas.openxmlformats.org/wordprocessingml/2006/main" xmlns:w10="urn:schemas-microsoft-com:office:word" xmlns:w14="http://schemas.microsoft.com/office/word/2010/wordml" xmlns:w15="http://schemas.microsoft.com/office/word/2012/wordml" xmlns:w16="http://schemas.microsoft.com/office/word/2018/wordml" xmlns:w16cex="http://schemas.microsoft.com/office/word/2018/wordml/cex" xmlns:w16cid="http://schemas.microsoft.com/office/word/2016/wordml/cid" xmlns:w16du="http://schemas.microsoft.com/office/word/2023/wordml/word16du" xmlns:w16sdtdh="http://schemas.microsoft.com/office/word/2020/wordml/sdtdatahash" xmlns:w16sdtfl="http://schemas.microsoft.com/office/word/2024/wordml/sdtformatlock" xmlns:w16se="http://schemas.microsoft.com/office/word/2015/wordml/symex" xmlns:wne="http://schemas.microsoft.com/office/word/2006/wordml" xmlns:wp="http://schemas.openxmlformats.org/drawingml/2006/wordprocessingDrawing" xmlns:wp14="http://schemas.microsoft.com/office/word/2010/wordprocessingDrawing" xmlns:wpc="http://schemas.microsoft.com/office/word/2010/wordprocessingCanvas" xmlns:wpg="http://schemas.microsoft.com/office/word/2010/wordprocessingGroup" xmlns:wpi="http://schemas.microsoft.com/office/word/2010/wordprocessingInk" xmlns:wps="http://schemas.microsoft.com/office/word/2010/wordprocessingShape" mc:Ignorable="w14 w15 w16se w16cid w16 w16cex w16sdtdh w16sdtfl w16du wp14">
-  <w:abstractNum w15:restartNumberingAfterBreak="0" w:abstractNumId="0">
-    <w:nsid w:val="170CD2DE"/>
-    <w:multiLevelType w:val="multilevel"/>
-    <w:tmpl w:val="7D92D7F6"/>
-    <w:lvl w:ilvl="0">
-      <w:numFmt w:val="bullet"/>
-      <w:lvlText w:val=" "/>
-      <w:lvlJc w:val="left"/>
-      <w:pPr>
-        <w:tabs>
-          <w:tab w:pos="0" w:val="num"/>
-        </w:tabs>
-        <w:ind w:hanging="480" w:left="480"/>
-      </w:pPr>
-    </w:lvl>
-    <w:lvl w:ilvl="1">
-      <w:numFmt w:val="bullet"/>
-      <w:lvlText w:val=" "/>
-      <w:lvlJc w:val="left"/>
-      <w:pPr>
-        <w:tabs>
-          <w:tab w:pos="720" w:val="num"/>
-        </w:tabs>
-        <w:ind w:hanging="480" w:left="1200"/>
-      </w:pPr>
-    </w:lvl>
-    <w:lvl w:ilvl="2">
-      <w:numFmt w:val="bullet"/>
-      <w:lvlText w:val=" "/>
-      <w:lvlJc w:val="left"/>
-      <w:pPr>
-        <w:tabs>
-          <w:tab w:pos="1440" w:val="num"/>
-        </w:tabs>
-        <w:ind w:hanging="480" w:left="1920"/>
-      </w:pPr>
-    </w:lvl>
-    <w:lvl w:ilvl="3">
-      <w:numFmt w:val="bullet"/>
-      <w:lvlText w:val=" "/>
-      <w:lvlJc w:val="left"/>
-      <w:pPr>
-        <w:tabs>
-          <w:tab w:pos="2160" w:val="num"/>
-        </w:tabs>
-        <w:ind w:hanging="480" w:left="2640"/>
-      </w:pPr>
-    </w:lvl>
-    <w:lvl w:ilvl="4">
-      <w:numFmt w:val="bullet"/>
-      <w:lvlText w:val=" "/>
-      <w:lvlJc w:val="left"/>
-      <w:pPr>
-        <w:tabs>
-          <w:tab w:pos="2880" w:val="num"/>
-        </w:tabs>
-        <w:ind w:hanging="480" w:left="3360"/>
-      </w:pPr>
-    </w:lvl>
-    <w:lvl w:ilvl="5">
-      <w:numFmt w:val="bullet"/>
-      <w:lvlText w:val=" "/>
-      <w:lvlJc w:val="left"/>
-      <w:pPr>
-        <w:tabs>
-          <w:tab w:pos="3600" w:val="num"/>
-        </w:tabs>
-        <w:ind w:hanging="480" w:left="4080"/>
-      </w:pPr>
-    </w:lvl>
-    <w:lvl w:ilvl="6">
-      <w:numFmt w:val="bullet"/>
-      <w:lvlText w:val=" "/>
-      <w:lvlJc w:val="left"/>
-      <w:pPr>
-        <w:tabs>
-          <w:tab w:pos="4320" w:val="num"/>
-        </w:tabs>
-        <w:ind w:hanging="480" w:left="4800"/>
-      </w:pPr>
-    </w:lvl>
-    <w:lvl w:ilvl="7">
-      <w:numFmt w:val="bullet"/>
-      <w:lvlText w:val=" "/>
-      <w:lvlJc w:val="left"/>
-      <w:pPr>
-        <w:tabs>
-          <w:tab w:pos="5040" w:val="num"/>
-        </w:tabs>
-        <w:ind w:hanging="480" w:left="5520"/>
-      </w:pPr>
-    </w:lvl>
-    <w:lvl w:ilvl="8">
-      <w:numFmt w:val="bullet"/>
-      <w:lvlText w:val=" "/>
-      <w:lvlJc w:val="left"/>
-      <w:pPr>
-        <w:tabs>
-          <w:tab w:pos="5760" w:val="num"/>
-        </w:tabs>
-        <w:ind w:hanging="480" w:left="6240"/>
-      </w:pPr>
-    </w:lvl>
-  </w:abstractNum>
+<w:numbering xmlns:w="http://schemas.openxmlformats.org/wordprocessingml/2006/main">
   <w:abstractNum w:abstractNumId="990">
     <w:nsid w:val="0000A990"/>
     <w:multiLevelType w:val="multilevel"/>
@@ -317,9 +200,6 @@
       </w:pPr>
     </w:lvl>
   </w:abstractNum>
-  <w:num w16cid:durableId="2083675961" w:numId="1">
-    <w:abstractNumId w:val="0"/>
-  </w:num>
   <w:num w:numId="1000">
     <w:abstractNumId w:val="990"/>
   </w:num>
@@ -327,24 +207,136 @@
 </file>
 
 <file path=word/styles.xml><?xml version="1.0" encoding="utf-8"?>
-<w:styles xmlns:mc="http://schemas.openxmlformats.org/markup-compatibility/2006" xmlns:r="http://schemas.openxmlformats.org/officeDocument/2006/relationships" xmlns:w="http://schemas.openxmlformats.org/wordprocessingml/2006/main" xmlns:w14="http://schemas.microsoft.com/office/word/2010/wordml" xmlns:w15="http://schemas.microsoft.com/office/word/2012/wordml" xmlns:w16="http://schemas.microsoft.com/office/word/2018/wordml" xmlns:w16cex="http://schemas.microsoft.com/office/word/2018/wordml/cex" xmlns:w16cid="http://schemas.microsoft.com/office/word/2016/wordml/cid" xmlns:w16du="http://schemas.microsoft.com/office/word/2023/wordml/word16du" xmlns:w16sdtdh="http://schemas.microsoft.com/office/word/2020/wordml/sdtdatahash" xmlns:w16sdtfl="http://schemas.microsoft.com/office/word/2024/wordml/sdtformatlock" xmlns:w16se="http://schemas.microsoft.com/office/word/2015/wordml/symex" mc:Ignorable="w14 w15 w16se w16cid w16 w16cex w16sdtdh w16sdtfl w16du">
+<w:styles xmlns:mc="http://schemas.openxmlformats.org/markup-compatibility/2006" xmlns:w="http://schemas.openxmlformats.org/wordprocessingml/2006/main" xmlns:w14="http://schemas.microsoft.com/office/word/2010/wordml" mc:Ignorable="w14">
   <w:docDefaults>
     <w:rPrDefault>
       <w:rPr>
-        <w:rFonts w:asciiTheme="minorHAnsi" w:cstheme="minorBidi" w:eastAsiaTheme="minorEastAsia" w:hAnsiTheme="minorHAnsi"/>
+        <w:rFonts w:ascii="Aptos" w:asciiTheme="minorHAnsi" w:cs="" w:cstheme="minorBidi" w:eastAsia="Aptos" w:eastAsiaTheme="minorHAnsi" w:hAnsi="Aptos" w:hAnsiTheme="minorHAnsi"/>
+        <w:kern w:val="2"/>
         <w:sz w:val="24"/>
         <w:szCs w:val="24"/>
-        <w:lang w:bidi="ar-SA" w:eastAsia="zh-CN" w:val="en-US"/>
+        <w:lang w:bidi="ar-SA" w:eastAsia="en-US" w:val="en-US"/>
+        <w14:ligatures w14:val="standardContextual"/>
       </w:rPr>
     </w:rPrDefault>
     <w:pPrDefault>
       <w:pPr>
-        <w:spacing w:after="200"/>
+        <w:suppressAutoHyphens w:val="true"/>
       </w:pPr>
     </w:pPrDefault>
   </w:docDefaults>
-  <w:latentStyles w:count="376" w:defLockedState="0" w:defQFormat="0" w:defSemiHidden="0" w:defUIPriority="0" w:defUnhideWhenUsed="0">
+  <w:latentStyles w:count="376" w:defLockedState="0" w:defQFormat="0" w:defSemiHidden="0" w:defUIPriority="99" w:defUnhideWhenUsed="0">
+    <w:lsdException w:name="Normal" w:qFormat="1" w:uiPriority="0"/>
+    <w:lsdException w:name="heading 1" w:qFormat="1" w:uiPriority="9"/>
+    <w:lsdException w:name="heading 2" w:qFormat="1" w:semiHidden="1" w:uiPriority="9" w:unhideWhenUsed="1"/>
+    <w:lsdException w:name="heading 3" w:qFormat="1" w:semiHidden="1" w:uiPriority="9" w:unhideWhenUsed="1"/>
+    <w:lsdException w:name="heading 4" w:qFormat="1" w:semiHidden="1" w:uiPriority="9" w:unhideWhenUsed="1"/>
+    <w:lsdException w:name="heading 5" w:qFormat="1" w:semiHidden="1" w:uiPriority="9" w:unhideWhenUsed="1"/>
+    <w:lsdException w:name="heading 6" w:qFormat="1" w:semiHidden="1" w:uiPriority="9" w:unhideWhenUsed="1"/>
+    <w:lsdException w:name="heading 7" w:qFormat="1" w:semiHidden="1" w:uiPriority="9" w:unhideWhenUsed="1"/>
+    <w:lsdException w:name="heading 8" w:qFormat="1" w:semiHidden="1" w:uiPriority="9" w:unhideWhenUsed="1"/>
+    <w:lsdException w:name="heading 9" w:qFormat="1" w:semiHidden="1" w:uiPriority="9" w:unhideWhenUsed="1"/>
+    <w:lsdException w:name="index 1" w:semiHidden="1" w:unhideWhenUsed="1"/>
+    <w:lsdException w:name="index 2" w:semiHidden="1" w:unhideWhenUsed="1"/>
+    <w:lsdException w:name="index 3" w:semiHidden="1" w:unhideWhenUsed="1"/>
+    <w:lsdException w:name="index 4" w:semiHidden="1" w:unhideWhenUsed="1"/>
+    <w:lsdException w:name="index 5" w:semiHidden="1" w:unhideWhenUsed="1"/>
+    <w:lsdException w:name="index 6" w:semiHidden="1" w:unhideWhenUsed="1"/>
+    <w:lsdException w:name="index 7" w:semiHidden="1" w:unhideWhenUsed="1"/>
+    <w:lsdException w:name="index 8" w:semiHidden="1" w:unhideWhenUsed="1"/>
+    <w:lsdException w:name="index 9" w:semiHidden="1" w:unhideWhenUsed="1"/>
+    <w:lsdException w:name="toc 1" w:semiHidden="1" w:uiPriority="39" w:unhideWhenUsed="1"/>
+    <w:lsdException w:name="toc 2" w:semiHidden="1" w:uiPriority="39" w:unhideWhenUsed="1"/>
+    <w:lsdException w:name="toc 3" w:semiHidden="1" w:uiPriority="39" w:unhideWhenUsed="1"/>
+    <w:lsdException w:name="toc 4" w:semiHidden="1" w:uiPriority="39" w:unhideWhenUsed="1"/>
+    <w:lsdException w:name="toc 5" w:semiHidden="1" w:uiPriority="39" w:unhideWhenUsed="1"/>
+    <w:lsdException w:name="toc 6" w:semiHidden="1" w:uiPriority="39" w:unhideWhenUsed="1"/>
+    <w:lsdException w:name="toc 7" w:semiHidden="1" w:uiPriority="39" w:unhideWhenUsed="1"/>
+    <w:lsdException w:name="toc 8" w:semiHidden="1" w:uiPriority="39" w:unhideWhenUsed="1"/>
+    <w:lsdException w:name="toc 9" w:semiHidden="1" w:uiPriority="39" w:unhideWhenUsed="1"/>
+    <w:lsdException w:name="Normal Indent" w:semiHidden="1" w:unhideWhenUsed="1"/>
+    <w:lsdException w:name="footnote text" w:semiHidden="1" w:unhideWhenUsed="1"/>
+    <w:lsdException w:name="annotation text" w:semiHidden="1" w:unhideWhenUsed="1"/>
+    <w:lsdException w:name="header" w:semiHidden="1" w:unhideWhenUsed="1"/>
+    <w:lsdException w:name="footer" w:semiHidden="1" w:unhideWhenUsed="1"/>
+    <w:lsdException w:name="index heading" w:semiHidden="1" w:unhideWhenUsed="1"/>
+    <w:lsdException w:name="caption" w:qFormat="1" w:semiHidden="1" w:uiPriority="35" w:unhideWhenUsed="1"/>
+    <w:lsdException w:name="table of figures" w:semiHidden="1" w:unhideWhenUsed="1"/>
+    <w:lsdException w:name="envelope address" w:semiHidden="1" w:unhideWhenUsed="1"/>
+    <w:lsdException w:name="envelope return" w:semiHidden="1" w:unhideWhenUsed="1"/>
+    <w:lsdException w:name="footnote reference" w:semiHidden="1" w:unhideWhenUsed="1"/>
+    <w:lsdException w:name="annotation reference" w:semiHidden="1" w:unhideWhenUsed="1"/>
+    <w:lsdException w:name="line number" w:semiHidden="1" w:unhideWhenUsed="1"/>
+    <w:lsdException w:name="page number" w:semiHidden="1" w:unhideWhenUsed="1"/>
+    <w:lsdException w:name="endnote reference" w:semiHidden="1" w:unhideWhenUsed="1"/>
+    <w:lsdException w:name="endnote text" w:semiHidden="1" w:unhideWhenUsed="1"/>
+    <w:lsdException w:name="table of authorities" w:semiHidden="1" w:unhideWhenUsed="1"/>
+    <w:lsdException w:name="macro" w:semiHidden="1" w:unhideWhenUsed="1"/>
+    <w:lsdException w:name="toa heading" w:semiHidden="1" w:unhideWhenUsed="1"/>
+    <w:lsdException w:name="List" w:semiHidden="1" w:unhideWhenUsed="1"/>
+    <w:lsdException w:name="List Bullet" w:semiHidden="1" w:unhideWhenUsed="1"/>
+    <w:lsdException w:name="List Number" w:semiHidden="1" w:unhideWhenUsed="1"/>
+    <w:lsdException w:name="List 2" w:semiHidden="1" w:unhideWhenUsed="1"/>
+    <w:lsdException w:name="List 3" w:semiHidden="1" w:unhideWhenUsed="1"/>
+    <w:lsdException w:name="List 4" w:semiHidden="1" w:unhideWhenUsed="1"/>
+    <w:lsdException w:name="List 5" w:semiHidden="1" w:unhideWhenUsed="1"/>
+    <w:lsdException w:name="List Bullet 2" w:semiHidden="1" w:unhideWhenUsed="1"/>
+    <w:lsdException w:name="List Bullet 3" w:semiHidden="1" w:unhideWhenUsed="1"/>
+    <w:lsdException w:name="List Bullet 4" w:semiHidden="1" w:unhideWhenUsed="1"/>
+    <w:lsdException w:name="List Bullet 5" w:semiHidden="1" w:unhideWhenUsed="1"/>
+    <w:lsdException w:name="List Number 2" w:semiHidden="1" w:unhideWhenUsed="1"/>
+    <w:lsdException w:name="List Number 3" w:semiHidden="1" w:unhideWhenUsed="1"/>
+    <w:lsdException w:name="List Number 4" w:semiHidden="1" w:unhideWhenUsed="1"/>
+    <w:lsdException w:name="List Number 5" w:semiHidden="1" w:unhideWhenUsed="1"/>
+    <w:lsdException w:name="Title" w:qFormat="1" w:uiPriority="10"/>
+    <w:lsdException w:name="Closing" w:semiHidden="1" w:unhideWhenUsed="1"/>
+    <w:lsdException w:name="Signature" w:semiHidden="1" w:unhideWhenUsed="1"/>
+    <w:lsdException w:name="Default Paragraph Font" w:semiHidden="1" w:uiPriority="1" w:unhideWhenUsed="1"/>
+    <w:lsdException w:name="Body Text" w:semiHidden="1" w:unhideWhenUsed="1"/>
+    <w:lsdException w:name="Body Text Indent" w:semiHidden="1" w:unhideWhenUsed="1"/>
+    <w:lsdException w:name="List Continue" w:semiHidden="1" w:unhideWhenUsed="1"/>
+    <w:lsdException w:name="List Continue 2" w:semiHidden="1" w:unhideWhenUsed="1"/>
+    <w:lsdException w:name="List Continue 3" w:semiHidden="1" w:unhideWhenUsed="1"/>
+    <w:lsdException w:name="List Continue 4" w:semiHidden="1" w:unhideWhenUsed="1"/>
+    <w:lsdException w:name="List Continue 5" w:semiHidden="1" w:unhideWhenUsed="1"/>
+    <w:lsdException w:name="Message Header" w:semiHidden="1" w:unhideWhenUsed="1"/>
+    <w:lsdException w:name="Subtitle" w:qFormat="1" w:uiPriority="11"/>
+    <w:lsdException w:name="Salutation" w:semiHidden="1" w:unhideWhenUsed="1"/>
+    <w:lsdException w:name="Date" w:semiHidden="1" w:unhideWhenUsed="1"/>
+    <w:lsdException w:name="Body Text First Indent" w:semiHidden="1" w:unhideWhenUsed="1"/>
+    <w:lsdException w:name="Body Text First Indent 2" w:semiHidden="1" w:unhideWhenUsed="1"/>
+    <w:lsdException w:name="Note Heading" w:semiHidden="1" w:unhideWhenUsed="1"/>
+    <w:lsdException w:name="Body Text 2" w:semiHidden="1" w:unhideWhenUsed="1"/>
+    <w:lsdException w:name="Body Text 3" w:semiHidden="1" w:unhideWhenUsed="1"/>
+    <w:lsdException w:name="Body Text Indent 2" w:semiHidden="1" w:unhideWhenUsed="1"/>
+    <w:lsdException w:name="Body Text Indent 3" w:semiHidden="1" w:unhideWhenUsed="1"/>
+    <w:lsdException w:name="Block Text" w:semiHidden="1" w:unhideWhenUsed="1"/>
+    <w:lsdException w:name="Hyperlink" w:semiHidden="1" w:unhideWhenUsed="1"/>
+    <w:lsdException w:name="FollowedHyperlink" w:semiHidden="1" w:unhideWhenUsed="1"/>
+    <w:lsdException w:name="Strong" w:qFormat="1" w:uiPriority="22"/>
+    <w:lsdException w:name="Emphasis" w:qFormat="1" w:uiPriority="20"/>
+    <w:lsdException w:name="Document Map" w:semiHidden="1" w:unhideWhenUsed="1"/>
+    <w:lsdException w:name="Plain Text" w:semiHidden="1" w:unhideWhenUsed="1"/>
+    <w:lsdException w:name="E-mail Signature" w:semiHidden="1" w:unhideWhenUsed="1"/>
+    <w:lsdException w:name="HTML Top of Form" w:semiHidden="1" w:unhideWhenUsed="1"/>
+    <w:lsdException w:name="HTML Bottom of Form" w:semiHidden="1" w:unhideWhenUsed="1"/>
+    <w:lsdException w:name="Normal (Web)" w:semiHidden="1" w:unhideWhenUsed="1"/>
+    <w:lsdException w:name="HTML Acronym" w:semiHidden="1" w:unhideWhenUsed="1"/>
+    <w:lsdException w:name="HTML Address" w:semiHidden="1" w:unhideWhenUsed="1"/>
+    <w:lsdException w:name="HTML Cite" w:semiHidden="1" w:unhideWhenUsed="1"/>
+    <w:lsdException w:name="HTML Code" w:semiHidden="1" w:unhideWhenUsed="1"/>
+    <w:lsdException w:name="HTML Definition" w:semiHidden="1" w:unhideWhenUsed="1"/>
+    <w:lsdException w:name="HTML Keyboard" w:semiHidden="1" w:unhideWhenUsed="1"/>
+    <w:lsdException w:name="HTML Preformatted" w:semiHidden="1" w:unhideWhenUsed="1"/>
+    <w:lsdException w:name="HTML Sample" w:semiHidden="1" w:unhideWhenUsed="1"/>
+    <w:lsdException w:name="HTML Typewriter" w:semiHidden="1" w:unhideWhenUsed="1"/>
+    <w:lsdException w:name="HTML Variable" w:semiHidden="1" w:unhideWhenUsed="1"/>
     <w:lsdException w:name="Normal Table" w:semiHidden="1" w:unhideWhenUsed="1"/>
+    <w:lsdException w:name="annotation subject" w:semiHidden="1" w:unhideWhenUsed="1"/>
+    <w:lsdException w:name="No List" w:semiHidden="1" w:unhideWhenUsed="1"/>
+    <w:lsdException w:name="Outline List 1" w:semiHidden="1" w:unhideWhenUsed="1"/>
+    <w:lsdException w:name="Outline List 2" w:semiHidden="1" w:unhideWhenUsed="1"/>
+    <w:lsdException w:name="Outline List 3" w:semiHidden="1" w:unhideWhenUsed="1"/>
     <w:lsdException w:name="Table Simple 1" w:semiHidden="1" w:unhideWhenUsed="1"/>
     <w:lsdException w:name="Table Simple 2" w:semiHidden="1" w:unhideWhenUsed="1"/>
     <w:lsdException w:name="Table Simple 3" w:semiHidden="1" w:unhideWhenUsed="1"/>
@@ -387,105 +379,129 @@
     <w:lsdException w:name="Table Web 1" w:semiHidden="1" w:unhideWhenUsed="1"/>
     <w:lsdException w:name="Table Web 2" w:semiHidden="1" w:unhideWhenUsed="1"/>
     <w:lsdException w:name="Table Web 3" w:semiHidden="1" w:unhideWhenUsed="1"/>
+    <w:lsdException w:name="Balloon Text" w:semiHidden="1" w:unhideWhenUsed="1"/>
+    <w:lsdException w:name="Table Grid" w:uiPriority="39"/>
     <w:lsdException w:name="Table Theme" w:semiHidden="1" w:unhideWhenUsed="1"/>
-    <w:lsdException w:name="Light Shading"/>
-    <w:lsdException w:name="Light List"/>
-    <w:lsdException w:name="Light Grid"/>
-    <w:lsdException w:name="Medium Shading 1"/>
-    <w:lsdException w:name="Medium Shading 2"/>
-    <w:lsdException w:name="Medium List 1"/>
-    <w:lsdException w:name="Medium List 2"/>
-    <w:lsdException w:name="Medium Grid 1"/>
-    <w:lsdException w:name="Medium Grid 2"/>
-    <w:lsdException w:name="Medium Grid 3"/>
-    <w:lsdException w:name="Dark List"/>
-    <w:lsdException w:name="Colorful Shading"/>
-    <w:lsdException w:name="Colorful List"/>
-    <w:lsdException w:name="Colorful Grid"/>
-    <w:lsdException w:name="Light Shading Accent 1"/>
-    <w:lsdException w:name="Light List Accent 1"/>
-    <w:lsdException w:name="Light Grid Accent 1"/>
-    <w:lsdException w:name="Medium Shading 1 Accent 1"/>
-    <w:lsdException w:name="Medium Shading 2 Accent 1"/>
-    <w:lsdException w:name="Medium List 1 Accent 1"/>
-    <w:lsdException w:name="Medium List 2 Accent 1"/>
-    <w:lsdException w:name="Medium Grid 1 Accent 1"/>
-    <w:lsdException w:name="Medium Grid 2 Accent 1"/>
-    <w:lsdException w:name="Medium Grid 3 Accent 1"/>
-    <w:lsdException w:name="Dark List Accent 1"/>
-    <w:lsdException w:name="Colorful Shading Accent 1"/>
-    <w:lsdException w:name="Colorful List Accent 1"/>
-    <w:lsdException w:name="Colorful Grid Accent 1"/>
-    <w:lsdException w:name="Light Shading Accent 2"/>
-    <w:lsdException w:name="Light List Accent 2"/>
-    <w:lsdException w:name="Light Grid Accent 2"/>
-    <w:lsdException w:name="Medium Shading 1 Accent 2"/>
-    <w:lsdException w:name="Medium Shading 2 Accent 2"/>
-    <w:lsdException w:name="Medium List 1 Accent 2"/>
-    <w:lsdException w:name="Medium List 2 Accent 2"/>
-    <w:lsdException w:name="Medium Grid 1 Accent 2"/>
-    <w:lsdException w:name="Medium Grid 2 Accent 2"/>
-    <w:lsdException w:name="Medium Grid 3 Accent 2"/>
-    <w:lsdException w:name="Dark List Accent 2"/>
-    <w:lsdException w:name="Colorful Shading Accent 2"/>
-    <w:lsdException w:name="Colorful List Accent 2"/>
-    <w:lsdException w:name="Colorful Grid Accent 2"/>
-    <w:lsdException w:name="Light Shading Accent 3"/>
-    <w:lsdException w:name="Light List Accent 3"/>
-    <w:lsdException w:name="Light Grid Accent 3"/>
-    <w:lsdException w:name="Medium Shading 1 Accent 3"/>
-    <w:lsdException w:name="Medium Shading 2 Accent 3"/>
-    <w:lsdException w:name="Medium List 1 Accent 3"/>
-    <w:lsdException w:name="Medium List 2 Accent 3"/>
-    <w:lsdException w:name="Medium Grid 1 Accent 3"/>
-    <w:lsdException w:name="Medium Grid 2 Accent 3"/>
-    <w:lsdException w:name="Medium Grid 3 Accent 3"/>
-    <w:lsdException w:name="Dark List Accent 3"/>
-    <w:lsdException w:name="Colorful Shading Accent 3"/>
-    <w:lsdException w:name="Colorful List Accent 3"/>
-    <w:lsdException w:name="Colorful Grid Accent 3"/>
-    <w:lsdException w:name="Light Shading Accent 4"/>
-    <w:lsdException w:name="Light List Accent 4"/>
-    <w:lsdException w:name="Light Grid Accent 4"/>
-    <w:lsdException w:name="Medium Shading 1 Accent 4"/>
-    <w:lsdException w:name="Medium Shading 2 Accent 4"/>
-    <w:lsdException w:name="Medium List 1 Accent 4"/>
-    <w:lsdException w:name="Medium List 2 Accent 4"/>
-    <w:lsdException w:name="Medium Grid 1 Accent 4"/>
-    <w:lsdException w:name="Medium Grid 2 Accent 4"/>
-    <w:lsdException w:name="Medium Grid 3 Accent 4"/>
-    <w:lsdException w:name="Dark List Accent 4"/>
-    <w:lsdException w:name="Colorful Shading Accent 4"/>
-    <w:lsdException w:name="Colorful List Accent 4"/>
-    <w:lsdException w:name="Colorful Grid Accent 4"/>
-    <w:lsdException w:name="Light Shading Accent 5"/>
-    <w:lsdException w:name="Light List Accent 5"/>
-    <w:lsdException w:name="Light Grid Accent 5"/>
-    <w:lsdException w:name="Medium Shading 1 Accent 5"/>
-    <w:lsdException w:name="Medium Shading 2 Accent 5"/>
-    <w:lsdException w:name="Medium List 1 Accent 5"/>
-    <w:lsdException w:name="Medium List 2 Accent 5"/>
-    <w:lsdException w:name="Medium Grid 1 Accent 5"/>
-    <w:lsdException w:name="Medium Grid 2 Accent 5"/>
-    <w:lsdException w:name="Medium Grid 3 Accent 5"/>
-    <w:lsdException w:name="Dark List Accent 5"/>
-    <w:lsdException w:name="Colorful Shading Accent 5"/>
-    <w:lsdException w:name="Colorful List Accent 5"/>
-    <w:lsdException w:name="Colorful Grid Accent 5"/>
-    <w:lsdException w:name="Light Shading Accent 6"/>
-    <w:lsdException w:name="Light List Accent 6"/>
-    <w:lsdException w:name="Light Grid Accent 6"/>
-    <w:lsdException w:name="Medium Shading 1 Accent 6"/>
-    <w:lsdException w:name="Medium Shading 2 Accent 6"/>
-    <w:lsdException w:name="Medium List 1 Accent 6"/>
-    <w:lsdException w:name="Medium List 2 Accent 6"/>
-    <w:lsdException w:name="Medium Grid 1 Accent 6"/>
-    <w:lsdException w:name="Medium Grid 2 Accent 6"/>
-    <w:lsdException w:name="Medium Grid 3 Accent 6"/>
-    <w:lsdException w:name="Dark List Accent 6"/>
-    <w:lsdException w:name="Colorful Shading Accent 6"/>
-    <w:lsdException w:name="Colorful List Accent 6"/>
-    <w:lsdException w:name="Colorful Grid Accent 6"/>
+    <w:lsdException w:name="Placeholder Text" w:semiHidden="1"/>
+    <w:lsdException w:name="No Spacing" w:qFormat="1" w:uiPriority="1"/>
+    <w:lsdException w:name="Light Shading" w:uiPriority="60"/>
+    <w:lsdException w:name="Light List" w:uiPriority="61"/>
+    <w:lsdException w:name="Light Grid" w:uiPriority="62"/>
+    <w:lsdException w:name="Medium Shading 1" w:uiPriority="63"/>
+    <w:lsdException w:name="Medium Shading 2" w:uiPriority="64"/>
+    <w:lsdException w:name="Medium List 1" w:uiPriority="65"/>
+    <w:lsdException w:name="Medium List 2" w:uiPriority="66"/>
+    <w:lsdException w:name="Medium Grid 1" w:uiPriority="67"/>
+    <w:lsdException w:name="Medium Grid 2" w:uiPriority="68"/>
+    <w:lsdException w:name="Medium Grid 3" w:uiPriority="69"/>
+    <w:lsdException w:name="Dark List" w:uiPriority="70"/>
+    <w:lsdException w:name="Colorful Shading" w:uiPriority="71"/>
+    <w:lsdException w:name="Colorful List" w:uiPriority="72"/>
+    <w:lsdException w:name="Colorful Grid" w:uiPriority="73"/>
+    <w:lsdException w:name="Light Shading Accent 1" w:uiPriority="60"/>
+    <w:lsdException w:name="Light List Accent 1" w:uiPriority="61"/>
+    <w:lsdException w:name="Light Grid Accent 1" w:uiPriority="62"/>
+    <w:lsdException w:name="Medium Shading 1 Accent 1" w:uiPriority="63"/>
+    <w:lsdException w:name="Medium Shading 2 Accent 1" w:uiPriority="64"/>
+    <w:lsdException w:name="Medium List 1 Accent 1" w:uiPriority="65"/>
+    <w:lsdException w:name="Revision" w:semiHidden="1"/>
+    <w:lsdException w:name="List Paragraph" w:qFormat="1" w:uiPriority="34"/>
+    <w:lsdException w:name="Quote" w:qFormat="1" w:uiPriority="29"/>
+    <w:lsdException w:name="Intense Quote" w:qFormat="1" w:uiPriority="30"/>
+    <w:lsdException w:name="Medium List 2 Accent 1" w:uiPriority="66"/>
+    <w:lsdException w:name="Medium Grid 1 Accent 1" w:uiPriority="67"/>
+    <w:lsdException w:name="Medium Grid 2 Accent 1" w:uiPriority="68"/>
+    <w:lsdException w:name="Medium Grid 3 Accent 1" w:uiPriority="69"/>
+    <w:lsdException w:name="Dark List Accent 1" w:uiPriority="70"/>
+    <w:lsdException w:name="Colorful Shading Accent 1" w:uiPriority="71"/>
+    <w:lsdException w:name="Colorful List Accent 1" w:uiPriority="72"/>
+    <w:lsdException w:name="Colorful Grid Accent 1" w:uiPriority="73"/>
+    <w:lsdException w:name="Light Shading Accent 2" w:uiPriority="60"/>
+    <w:lsdException w:name="Light List Accent 2" w:uiPriority="61"/>
+    <w:lsdException w:name="Light Grid Accent 2" w:uiPriority="62"/>
+    <w:lsdException w:name="Medium Shading 1 Accent 2" w:uiPriority="63"/>
+    <w:lsdException w:name="Medium Shading 2 Accent 2" w:uiPriority="64"/>
+    <w:lsdException w:name="Medium List 1 Accent 2" w:uiPriority="65"/>
+    <w:lsdException w:name="Medium List 2 Accent 2" w:uiPriority="66"/>
+    <w:lsdException w:name="Medium Grid 1 Accent 2" w:uiPriority="67"/>
+    <w:lsdException w:name="Medium Grid 2 Accent 2" w:uiPriority="68"/>
+    <w:lsdException w:name="Medium Grid 3 Accent 2" w:uiPriority="69"/>
+    <w:lsdException w:name="Dark List Accent 2" w:uiPriority="70"/>
+    <w:lsdException w:name="Colorful Shading Accent 2" w:uiPriority="71"/>
+    <w:lsdException w:name="Colorful List Accent 2" w:uiPriority="72"/>
+    <w:lsdException w:name="Colorful Grid Accent 2" w:uiPriority="73"/>
+    <w:lsdException w:name="Light Shading Accent 3" w:uiPriority="60"/>
+    <w:lsdException w:name="Light List Accent 3" w:uiPriority="61"/>
+    <w:lsdException w:name="Light Grid Accent 3" w:uiPriority="62"/>
+    <w:lsdException w:name="Medium Shading 1 Accent 3" w:uiPriority="63"/>
+    <w:lsdException w:name="Medium Shading 2 Accent 3" w:uiPriority="64"/>
+    <w:lsdException w:name="Medium List 1 Accent 3" w:uiPriority="65"/>
+    <w:lsdException w:name="Medium List 2 Accent 3" w:uiPriority="66"/>
+    <w:lsdException w:name="Medium Grid 1 Accent 3" w:uiPriority="67"/>
+    <w:lsdException w:name="Medium Grid 2 Accent 3" w:uiPriority="68"/>
+    <w:lsdException w:name="Medium Grid 3 Accent 3" w:uiPriority="69"/>
+    <w:lsdException w:name="Dark List Accent 3" w:uiPriority="70"/>
+    <w:lsdException w:name="Colorful Shading Accent 3" w:uiPriority="71"/>
+    <w:lsdException w:name="Colorful List Accent 3" w:uiPriority="72"/>
+    <w:lsdException w:name="Colorful Grid Accent 3" w:uiPriority="73"/>
+    <w:lsdException w:name="Light Shading Accent 4" w:uiPriority="60"/>
+    <w:lsdException w:name="Light List Accent 4" w:uiPriority="61"/>
+    <w:lsdException w:name="Light Grid Accent 4" w:uiPriority="62"/>
+    <w:lsdException w:name="Medium Shading 1 Accent 4" w:uiPriority="63"/>
+    <w:lsdException w:name="Medium Shading 2 Accent 4" w:uiPriority="64"/>
+    <w:lsdException w:name="Medium List 1 Accent 4" w:uiPriority="65"/>
+    <w:lsdException w:name="Medium List 2 Accent 4" w:uiPriority="66"/>
+    <w:lsdException w:name="Medium Grid 1 Accent 4" w:uiPriority="67"/>
+    <w:lsdException w:name="Medium Grid 2 Accent 4" w:uiPriority="68"/>
+    <w:lsdException w:name="Medium Grid 3 Accent 4" w:uiPriority="69"/>
+    <w:lsdException w:name="Dark List Accent 4" w:uiPriority="70"/>
+    <w:lsdException w:name="Colorful Shading Accent 4" w:uiPriority="71"/>
+    <w:lsdException w:name="Colorful List Accent 4" w:uiPriority="72"/>
+    <w:lsdException w:name="Colorful Grid Accent 4" w:uiPriority="73"/>
+    <w:lsdException w:name="Light Shading Accent 5" w:uiPriority="60"/>
+    <w:lsdException w:name="Light List Accent 5" w:uiPriority="61"/>
+    <w:lsdException w:name="Light Grid Accent 5" w:uiPriority="62"/>
+    <w:lsdException w:name="Medium Shading 1 Accent 5" w:uiPriority="63"/>
+    <w:lsdException w:name="Medium Shading 2 Accent 5" w:uiPriority="64"/>
+    <w:lsdException w:name="Medium List 1 Accent 5" w:uiPriority="65"/>
+    <w:lsdException w:name="Medium List 2 Accent 5" w:uiPriority="66"/>
+    <w:lsdException w:name="Medium Grid 1 Accent 5" w:uiPriority="67"/>
+    <w:lsdException w:name="Medium Grid 2 Accent 5" w:uiPriority="68"/>
+    <w:lsdException w:name="Medium Grid 3 Accent 5" w:uiPriority="69"/>
+    <w:lsdException w:name="Dark List Accent 5" w:uiPriority="70"/>
+    <w:lsdException w:name="Colorful Shading Accent 5" w:uiPriority="71"/>
+    <w:lsdException w:name="Colorful List Accent 5" w:uiPriority="72"/>
+    <w:lsdException w:name="Colorful Grid Accent 5" w:uiPriority="73"/>
+    <w:lsdException w:name="Light Shading Accent 6" w:uiPriority="60"/>
+    <w:lsdException w:name="Light List Accent 6" w:uiPriority="61"/>
+    <w:lsdException w:name="Light Grid Accent 6" w:uiPriority="62"/>
+    <w:lsdException w:name="Medium Shading 1 Accent 6" w:uiPriority="63"/>
+    <w:lsdException w:name="Medium Shading 2 Accent 6" w:uiPriority="64"/>
+    <w:lsdException w:name="Medium List 1 Accent 6" w:uiPriority="65"/>
+    <w:lsdException w:name="Medium List 2 Accent 6" w:uiPriority="66"/>
+    <w:lsdException w:name="Medium Grid 1 Accent 6" w:uiPriority="67"/>
+    <w:lsdException w:name="Medium Grid 2 Accent 6" w:uiPriority="68"/>
+    <w:lsdException w:name="Medium Grid 3 Accent 6" w:uiPriority="69"/>
+    <w:lsdException w:name="Dark List Accent 6" w:uiPriority="70"/>
+    <w:lsdException w:name="Colorful Shading Accent 6" w:uiPriority="71"/>
+    <w:lsdException w:name="Colorful List Accent 6" w:uiPriority="72"/>
+    <w:lsdException w:name="Colorful Grid Accent 6" w:uiPriority="73"/>
+    <w:lsdException w:name="Subtle Emphasis" w:qFormat="1" w:uiPriority="19"/>
+    <w:lsdException w:name="Intense Emphasis" w:qFormat="1" w:uiPriority="21"/>
+    <w:lsdException w:name="Subtle Reference" w:qFormat="1" w:uiPriority="31"/>
+    <w:lsdException w:name="Intense Reference" w:qFormat="1" w:uiPriority="32"/>
+    <w:lsdException w:name="Book Title" w:qFormat="1" w:uiPriority="33"/>
+    <w:lsdException w:name="Bibliography" w:semiHidden="1" w:uiPriority="37" w:unhideWhenUsed="1"/>
+    <w:lsdException w:name="TOC Heading" w:qFormat="1" w:semiHidden="1" w:uiPriority="39" w:unhideWhenUsed="1"/>
+    <w:lsdException w:name="Plain Table 1" w:uiPriority="41"/>
+    <w:lsdException w:name="Plain Table 2" w:uiPriority="42"/>
+    <w:lsdException w:name="Plain Table 3" w:uiPriority="43"/>
+    <w:lsdException w:name="Plain Table 4" w:uiPriority="44"/>
+    <w:lsdException w:name="Plain Table 5" w:uiPriority="45"/>
+    <w:lsdException w:name="Grid Table Light" w:uiPriority="40"/>
+    <w:lsdException w:name="Grid Table 1 Light" w:uiPriority="46"/>
+    <w:lsdException w:name="Grid Table 2" w:uiPriority="47"/>
+    <w:lsdException w:name="Grid Table 3" w:uiPriority="48"/>
     <w:lsdException w:name="Grid Table 4" w:uiPriority="49"/>
     <w:lsdException w:name="Grid Table 5 Dark" w:uiPriority="50"/>
     <w:lsdException w:name="Grid Table 6 Colorful" w:uiPriority="51"/>
@@ -581,218 +597,672 @@
     <w:lsdException w:name="List Table 5 Dark Accent 6" w:uiPriority="50"/>
     <w:lsdException w:name="List Table 6 Colorful Accent 6" w:uiPriority="51"/>
     <w:lsdException w:name="List Table 7 Colorful Accent 6" w:uiPriority="52"/>
-    <w:lsdException w:name="Mention" w:semiHidden="1" w:uiPriority="99" w:unhideWhenUsed="1"/>
-    <w:lsdException w:name="Smart Hyperlink" w:semiHidden="1" w:uiPriority="99" w:unhideWhenUsed="1"/>
-    <w:lsdException w:name="Hashtag" w:semiHidden="1" w:uiPriority="99" w:unhideWhenUsed="1"/>
-    <w:lsdException w:name="Unresolved Mention" w:semiHidden="1" w:uiPriority="99" w:unhideWhenUsed="1"/>
-    <w:lsdException w:name="Smart Link" w:semiHidden="1" w:uiPriority="99" w:unhideWhenUsed="1"/>
+    <w:lsdException w:name="Mention" w:semiHidden="1" w:unhideWhenUsed="1"/>
+    <w:lsdException w:name="Smart Hyperlink" w:semiHidden="1" w:unhideWhenUsed="1"/>
+    <w:lsdException w:name="Hashtag" w:semiHidden="1" w:unhideWhenUsed="1"/>
+    <w:lsdException w:name="Unresolved Mention" w:semiHidden="1" w:unhideWhenUsed="1"/>
+    <w:lsdException w:name="Smart Link" w:semiHidden="1" w:unhideWhenUsed="1"/>
   </w:latentStyles>
   <w:style w:default="1" w:styleId="Normal" w:type="paragraph">
     <w:name w:val="Normal"/>
     <w:qFormat/>
+    <w:pPr>
+      <w:widowControl/>
+      <w:suppressAutoHyphens w:val="true"/>
+      <w:bidi w:val="0"/>
+      <w:spacing w:after="160" w:before="0" w:line="278" w:lineRule="auto"/>
+      <w:jc w:val="start"/>
+    </w:pPr>
+    <w:rPr>
+      <w:rFonts w:ascii="Aptos" w:asciiTheme="minorHAnsi" w:cs="" w:cstheme="minorBidi" w:eastAsia="Aptos" w:eastAsiaTheme="minorHAnsi" w:hAnsi="Aptos" w:hAnsiTheme="minorHAnsi"/>
+      <w:color w:val="auto"/>
+      <w:kern w:val="2"/>
+      <w:sz w:val="24"/>
+      <w:szCs w:val="24"/>
+      <w:lang w:bidi="ar-SA" w:eastAsia="en-US" w:val="en-US"/>
+      <w14:ligatures w14:val="standardContextual"/>
+    </w:rPr>
   </w:style>
   <w:style w:styleId="Heading1" w:type="paragraph">
     <w:name w:val="heading 1"/>
     <w:basedOn w:val="Normal"/>
-    <w:next w:val="BodyText"/>
+    <w:next w:val="Normal"/>
     <w:link w:val="Heading1Char"/>
     <w:uiPriority w:val="9"/>
     <w:qFormat/>
-    <w:rsid w:val="00A10FD9"/>
-    <w:pPr>
-      <w:keepNext/>
+    <w:rsid w:val="00a20283"/>
+    <w:pPr>
+      <w:keepNext w:val="true"/>
       <w:keepLines/>
       <w:spacing w:after="80" w:before="360"/>
       <w:outlineLvl w:val="0"/>
     </w:pPr>
     <w:rPr>
-      <w:rFonts w:asciiTheme="majorHAnsi" w:cstheme="majorBidi" w:eastAsiaTheme="majorEastAsia" w:hAnsiTheme="majorHAnsi"/>
-      <w:color w:themeColor="accent1" w:themeShade="BF" w:val="0F4761"/>
+      <w:rFonts w:ascii="Aptos Display" w:asciiTheme="majorHAnsi" w:cs="" w:cstheme="majorBidi" w:eastAsia="" w:eastAsiaTheme="majorEastAsia" w:hAnsi="Aptos Display" w:hAnsiTheme="majorHAnsi"/>
+      <w:color w:themeColor="accent1" w:themeShade="bf" w:val="0F4761"/>
       <w:sz w:val="40"/>
       <w:szCs w:val="40"/>
     </w:rPr>
   </w:style>
   <w:style w:styleId="Heading2" w:type="paragraph">
     <w:name w:val="heading 2"/>
-    <w:basedOn w:val="Normal"/>
-    <w:next w:val="BodyText"/>
+    <w:basedOn w:val="cvheader1"/>
+    <w:next w:val="Normal"/>
     <w:link w:val="Heading2Char"/>
     <w:uiPriority w:val="9"/>
     <w:semiHidden/>
     <w:unhideWhenUsed/>
     <w:qFormat/>
-    <w:rsid w:val="008261AC"/>
-    <w:pPr>
-      <w:keepNext/>
+    <w:rsid w:val="00a20283"/>
+    <w:pPr>
+      <w:keepNext w:val="true"/>
       <w:keepLines/>
-      <w:spacing w:after="80" w:before="120"/>
+      <w:spacing w:after="80" w:before="160"/>
       <w:outlineLvl w:val="1"/>
     </w:pPr>
     <w:rPr>
-      <w:rFonts w:ascii="Arial" w:cstheme="majorBidi" w:eastAsiaTheme="majorEastAsia" w:hAnsi="Arial"/>
-      <w:b/>
-      <w:sz w:val="22"/>
-      <w:szCs w:val="32"/>
-      <w:u w:val="single"/>
+      <w:rFonts w:ascii="Arial" w:cs="" w:cstheme="majorBidi" w:eastAsia="" w:eastAsiaTheme="majorEastAsia" w:hAnsi="Arial"/>
     </w:rPr>
   </w:style>
   <w:style w:styleId="Heading3" w:type="paragraph">
     <w:name w:val="heading 3"/>
-    <w:basedOn w:val="Normal"/>
-    <w:next w:val="BodyText"/>
+    <w:basedOn w:val="Heading2"/>
+    <w:next w:val="Normal"/>
     <w:link w:val="Heading3Char"/>
     <w:uiPriority w:val="9"/>
     <w:semiHidden/>
     <w:unhideWhenUsed/>
     <w:qFormat/>
-    <w:rsid w:val="008261AC"/>
-    <w:pPr>
-      <w:keepNext/>
+    <w:rsid w:val="00a20283"/>
+    <w:pPr>
+      <w:keepNext w:val="true"/>
       <w:keepLines/>
-      <w:spacing w:after="80"/>
+      <w:spacing w:after="80" w:before="160"/>
       <w:outlineLvl w:val="2"/>
     </w:pPr>
     <w:rPr>
-      <w:rFonts w:ascii="Arial" w:cstheme="majorBidi" w:eastAsiaTheme="majorEastAsia" w:hAnsi="Arial"/>
-      <w:sz w:val="22"/>
-      <w:szCs w:val="28"/>
+      <w:rFonts w:cs="" w:cstheme="majorBidi" w:eastAsia="" w:eastAsiaTheme="majorEastAsia"/>
+      <w:u w:val="none"/>
     </w:rPr>
   </w:style>
   <w:style w:styleId="Heading4" w:type="paragraph">
     <w:name w:val="heading 4"/>
     <w:basedOn w:val="Normal"/>
-    <w:next w:val="BodyText"/>
+    <w:next w:val="Normal"/>
     <w:link w:val="Heading4Char"/>
     <w:uiPriority w:val="9"/>
     <w:semiHidden/>
     <w:unhideWhenUsed/>
     <w:qFormat/>
-    <w:rsid w:val="00A10FD9"/>
-    <w:pPr>
-      <w:keepNext/>
+    <w:rsid w:val="00a20283"/>
+    <w:pPr>
+      <w:keepNext w:val="true"/>
       <w:keepLines/>
       <w:spacing w:after="40" w:before="80"/>
       <w:outlineLvl w:val="3"/>
     </w:pPr>
     <w:rPr>
-      <w:rFonts w:cstheme="majorBidi" w:eastAsiaTheme="majorEastAsia"/>
+      <w:rFonts w:cs="" w:cstheme="majorBidi" w:eastAsia="" w:eastAsiaTheme="majorEastAsia"/>
       <w:i/>
       <w:iCs/>
-      <w:color w:themeColor="accent1" w:themeShade="BF" w:val="0F4761"/>
+      <w:color w:themeColor="accent1" w:themeShade="bf" w:val="0F4761"/>
     </w:rPr>
   </w:style>
   <w:style w:styleId="Heading5" w:type="paragraph">
     <w:name w:val="heading 5"/>
     <w:basedOn w:val="Normal"/>
-    <w:next w:val="BodyText"/>
+    <w:next w:val="Normal"/>
     <w:link w:val="Heading5Char"/>
     <w:uiPriority w:val="9"/>
     <w:semiHidden/>
     <w:unhideWhenUsed/>
     <w:qFormat/>
-    <w:rsid w:val="00A10FD9"/>
-    <w:pPr>
-      <w:keepNext/>
+    <w:rsid w:val="00a20283"/>
+    <w:pPr>
+      <w:keepNext w:val="true"/>
       <w:keepLines/>
       <w:spacing w:after="40" w:before="80"/>
       <w:outlineLvl w:val="4"/>
     </w:pPr>
     <w:rPr>
-      <w:rFonts w:cstheme="majorBidi" w:eastAsiaTheme="majorEastAsia"/>
-      <w:color w:themeColor="accent1" w:themeShade="BF" w:val="0F4761"/>
+      <w:rFonts w:cs="" w:cstheme="majorBidi" w:eastAsia="" w:eastAsiaTheme="majorEastAsia"/>
+      <w:color w:themeColor="accent1" w:themeShade="bf" w:val="0F4761"/>
     </w:rPr>
   </w:style>
   <w:style w:styleId="Heading6" w:type="paragraph">
     <w:name w:val="heading 6"/>
     <w:basedOn w:val="Normal"/>
-    <w:next w:val="BodyText"/>
+    <w:next w:val="Normal"/>
     <w:link w:val="Heading6Char"/>
     <w:uiPriority w:val="9"/>
     <w:semiHidden/>
     <w:unhideWhenUsed/>
     <w:qFormat/>
-    <w:rsid w:val="00A10FD9"/>
-    <w:pPr>
-      <w:keepNext/>
+    <w:rsid w:val="00a20283"/>
+    <w:pPr>
+      <w:keepNext w:val="true"/>
       <w:keepLines/>
       <w:spacing w:after="0" w:before="40"/>
       <w:outlineLvl w:val="5"/>
     </w:pPr>
     <w:rPr>
-      <w:rFonts w:cstheme="majorBidi" w:eastAsiaTheme="majorEastAsia"/>
+      <w:rFonts w:cs="" w:cstheme="majorBidi" w:eastAsia="" w:eastAsiaTheme="majorEastAsia"/>
       <w:i/>
       <w:iCs/>
-      <w:color w:themeColor="text1" w:themeTint="A6" w:val="595959"/>
+      <w:color w:themeColor="text1" w:themeTint="a6" w:val="595959"/>
     </w:rPr>
   </w:style>
   <w:style w:styleId="Heading7" w:type="paragraph">
     <w:name w:val="heading 7"/>
     <w:basedOn w:val="Normal"/>
-    <w:next w:val="BodyText"/>
+    <w:next w:val="Normal"/>
     <w:link w:val="Heading7Char"/>
     <w:uiPriority w:val="9"/>
     <w:semiHidden/>
     <w:unhideWhenUsed/>
     <w:qFormat/>
-    <w:rsid w:val="00A10FD9"/>
-    <w:pPr>
-      <w:keepNext/>
+    <w:rsid w:val="00a20283"/>
+    <w:pPr>
+      <w:keepNext w:val="true"/>
       <w:keepLines/>
       <w:spacing w:after="0" w:before="40"/>
       <w:outlineLvl w:val="6"/>
     </w:pPr>
     <w:rPr>
-      <w:rFonts w:cstheme="majorBidi" w:eastAsiaTheme="majorEastAsia"/>
-      <w:color w:themeColor="text1" w:themeTint="A6" w:val="595959"/>
+      <w:rFonts w:cs="" w:cstheme="majorBidi" w:eastAsia="" w:eastAsiaTheme="majorEastAsia"/>
+      <w:color w:themeColor="text1" w:themeTint="a6" w:val="595959"/>
     </w:rPr>
   </w:style>
   <w:style w:styleId="Heading8" w:type="paragraph">
     <w:name w:val="heading 8"/>
     <w:basedOn w:val="Normal"/>
-    <w:next w:val="BodyText"/>
+    <w:next w:val="Normal"/>
     <w:link w:val="Heading8Char"/>
     <w:uiPriority w:val="9"/>
     <w:semiHidden/>
     <w:unhideWhenUsed/>
     <w:qFormat/>
-    <w:rsid w:val="00A10FD9"/>
-    <w:pPr>
-      <w:keepNext/>
+    <w:rsid w:val="00a20283"/>
+    <w:pPr>
+      <w:keepNext w:val="true"/>
       <w:keepLines/>
-      <w:spacing w:after="0"/>
+      <w:spacing w:after="0" w:before="0"/>
       <w:outlineLvl w:val="7"/>
     </w:pPr>
     <w:rPr>
-      <w:rFonts w:cstheme="majorBidi" w:eastAsiaTheme="majorEastAsia"/>
+      <w:rFonts w:cs="" w:cstheme="majorBidi" w:eastAsia="" w:eastAsiaTheme="majorEastAsia"/>
       <w:i/>
       <w:iCs/>
-      <w:color w:themeColor="text1" w:themeTint="D8" w:val="272727"/>
+      <w:color w:themeColor="text1" w:themeTint="d8" w:val="272727"/>
     </w:rPr>
   </w:style>
   <w:style w:styleId="Heading9" w:type="paragraph">
     <w:name w:val="heading 9"/>
     <w:basedOn w:val="Normal"/>
-    <w:next w:val="BodyText"/>
+    <w:next w:val="Normal"/>
     <w:link w:val="Heading9Char"/>
     <w:uiPriority w:val="9"/>
     <w:semiHidden/>
     <w:unhideWhenUsed/>
     <w:qFormat/>
-    <w:rsid w:val="00A10FD9"/>
-    <w:pPr>
-      <w:keepNext/>
+    <w:rsid w:val="00a20283"/>
+    <w:pPr>
+      <w:keepNext w:val="true"/>
       <w:keepLines/>
-      <w:spacing w:after="0"/>
+      <w:spacing w:after="0" w:before="0"/>
       <w:outlineLvl w:val="8"/>
     </w:pPr>
     <w:rPr>
-      <w:rFonts w:cstheme="majorBidi" w:eastAsiaTheme="majorEastAsia"/>
-      <w:color w:themeColor="text1" w:themeTint="D8" w:val="272727"/>
+      <w:rFonts w:cs="" w:cstheme="majorBidi" w:eastAsia="" w:eastAsiaTheme="majorEastAsia"/>
+      <w:color w:themeColor="text1" w:themeTint="d8" w:val="272727"/>
     </w:rPr>
   </w:style>
   <w:style w:default="1" w:styleId="DefaultParagraphFont" w:type="character">
     <w:name w:val="Default Paragraph Font"/>
     <w:uiPriority w:val="1"/>
+    <w:unhideWhenUsed/>
+    <w:rPr/>
+  </w:style>
+  <w:style w:customStyle="1" w:styleId="Heading1Char" w:type="character">
+    <w:name w:val="Heading 1 Char"/>
+    <w:basedOn w:val="DefaultParagraphFont"/>
+    <w:link w:val="Heading1"/>
+    <w:uiPriority w:val="9"/>
+    <w:rsid w:val="00a20283"/>
+    <w:rPr>
+      <w:rFonts w:ascii="Aptos Display" w:asciiTheme="majorHAnsi" w:cs="" w:cstheme="majorBidi" w:eastAsia="" w:eastAsiaTheme="majorEastAsia" w:hAnsi="Aptos Display" w:hAnsiTheme="majorHAnsi"/>
+      <w:color w:themeColor="accent1" w:themeShade="bf" w:val="0F4761"/>
+      <w:sz w:val="40"/>
+      <w:szCs w:val="40"/>
+    </w:rPr>
+  </w:style>
+  <w:style w:customStyle="1" w:styleId="Heading2Char" w:type="character">
+    <w:name w:val="Heading 2 Char"/>
+    <w:basedOn w:val="DefaultParagraphFont"/>
+    <w:link w:val="Heading2"/>
+    <w:uiPriority w:val="9"/>
+    <w:semiHidden/>
+    <w:rsid w:val="00a20283"/>
+    <w:rPr>
+      <w:rFonts w:ascii="Aptos Display" w:asciiTheme="majorHAnsi" w:cs="" w:cstheme="majorBidi" w:eastAsia="" w:eastAsiaTheme="majorEastAsia" w:hAnsi="Aptos Display" w:hAnsiTheme="majorHAnsi"/>
+      <w:color w:themeColor="accent1" w:themeShade="bf" w:val="0F4761"/>
+      <w:sz w:val="32"/>
+      <w:szCs w:val="32"/>
+    </w:rPr>
+  </w:style>
+  <w:style w:customStyle="1" w:styleId="Heading3Char" w:type="character">
+    <w:name w:val="Heading 3 Char"/>
+    <w:basedOn w:val="DefaultParagraphFont"/>
+    <w:link w:val="Heading3"/>
+    <w:uiPriority w:val="9"/>
+    <w:semiHidden/>
+    <w:rsid w:val="00a20283"/>
+    <w:rPr>
+      <w:rFonts w:cs="" w:cstheme="majorBidi" w:eastAsia="" w:eastAsiaTheme="majorEastAsia"/>
+      <w:color w:themeColor="accent1" w:themeShade="bf" w:val="0F4761"/>
+      <w:sz w:val="28"/>
+      <w:szCs w:val="28"/>
+    </w:rPr>
+  </w:style>
+  <w:style w:customStyle="1" w:styleId="Heading4Char" w:type="character">
+    <w:name w:val="Heading 4 Char"/>
+    <w:basedOn w:val="DefaultParagraphFont"/>
+    <w:link w:val="Heading4"/>
+    <w:uiPriority w:val="9"/>
+    <w:semiHidden/>
+    <w:rsid w:val="00a20283"/>
+    <w:rPr>
+      <w:rFonts w:cs="" w:cstheme="majorBidi" w:eastAsia="" w:eastAsiaTheme="majorEastAsia"/>
+      <w:i/>
+      <w:iCs/>
+      <w:color w:themeColor="accent1" w:themeShade="bf" w:val="0F4761"/>
+    </w:rPr>
+  </w:style>
+  <w:style w:customStyle="1" w:styleId="Heading5Char" w:type="character">
+    <w:name w:val="Heading 5 Char"/>
+    <w:basedOn w:val="DefaultParagraphFont"/>
+    <w:link w:val="Heading5"/>
+    <w:uiPriority w:val="9"/>
+    <w:semiHidden/>
+    <w:rsid w:val="00a20283"/>
+    <w:rPr>
+      <w:rFonts w:cs="" w:cstheme="majorBidi" w:eastAsia="" w:eastAsiaTheme="majorEastAsia"/>
+      <w:color w:themeColor="accent1" w:themeShade="bf" w:val="0F4761"/>
+    </w:rPr>
+  </w:style>
+  <w:style w:customStyle="1" w:styleId="Heading6Char" w:type="character">
+    <w:name w:val="Heading 6 Char"/>
+    <w:basedOn w:val="DefaultParagraphFont"/>
+    <w:link w:val="Heading6"/>
+    <w:uiPriority w:val="9"/>
+    <w:semiHidden/>
+    <w:rsid w:val="00a20283"/>
+    <w:rPr>
+      <w:rFonts w:cs="" w:cstheme="majorBidi" w:eastAsia="" w:eastAsiaTheme="majorEastAsia"/>
+      <w:i/>
+      <w:iCs/>
+      <w:color w:themeColor="text1" w:themeTint="a6" w:val="595959"/>
+    </w:rPr>
+  </w:style>
+  <w:style w:customStyle="1" w:styleId="Heading7Char" w:type="character">
+    <w:name w:val="Heading 7 Char"/>
+    <w:basedOn w:val="DefaultParagraphFont"/>
+    <w:link w:val="Heading7"/>
+    <w:uiPriority w:val="9"/>
+    <w:semiHidden/>
+    <w:rsid w:val="00a20283"/>
+    <w:rPr>
+      <w:rFonts w:cs="" w:cstheme="majorBidi" w:eastAsia="" w:eastAsiaTheme="majorEastAsia"/>
+      <w:color w:themeColor="text1" w:themeTint="a6" w:val="595959"/>
+    </w:rPr>
+  </w:style>
+  <w:style w:customStyle="1" w:styleId="Heading8Char" w:type="character">
+    <w:name w:val="Heading 8 Char"/>
+    <w:basedOn w:val="DefaultParagraphFont"/>
+    <w:link w:val="Heading8"/>
+    <w:uiPriority w:val="9"/>
+    <w:semiHidden/>
+    <w:rsid w:val="00a20283"/>
+    <w:rPr>
+      <w:rFonts w:cs="" w:cstheme="majorBidi" w:eastAsia="" w:eastAsiaTheme="majorEastAsia"/>
+      <w:i/>
+      <w:iCs/>
+      <w:color w:themeColor="text1" w:themeTint="d8" w:val="272727"/>
+    </w:rPr>
+  </w:style>
+  <w:style w:customStyle="1" w:styleId="Heading9Char" w:type="character">
+    <w:name w:val="Heading 9 Char"/>
+    <w:basedOn w:val="DefaultParagraphFont"/>
+    <w:link w:val="Heading9"/>
+    <w:uiPriority w:val="9"/>
+    <w:semiHidden/>
+    <w:rsid w:val="00a20283"/>
+    <w:rPr>
+      <w:rFonts w:cs="" w:cstheme="majorBidi" w:eastAsia="" w:eastAsiaTheme="majorEastAsia"/>
+      <w:color w:themeColor="text1" w:themeTint="d8" w:val="272727"/>
+    </w:rPr>
+  </w:style>
+  <w:style w:customStyle="1" w:styleId="TitleChar" w:type="character">
+    <w:name w:val="Title Char"/>
+    <w:basedOn w:val="DefaultParagraphFont"/>
+    <w:link w:val="Title"/>
+    <w:uiPriority w:val="10"/>
+    <w:rsid w:val="00a20283"/>
+    <w:rPr>
+      <w:rFonts w:ascii="Aptos Display" w:asciiTheme="majorHAnsi" w:cs="" w:cstheme="majorBidi" w:eastAsia="" w:eastAsiaTheme="majorEastAsia" w:hAnsi="Aptos Display" w:hAnsiTheme="majorHAnsi"/>
+      <w:spacing w:val="-10"/>
+      <w:kern w:val="2"/>
+      <w:sz w:val="56"/>
+      <w:szCs w:val="56"/>
+    </w:rPr>
+  </w:style>
+  <w:style w:customStyle="1" w:styleId="SubtitleChar" w:type="character">
+    <w:name w:val="Subtitle Char"/>
+    <w:basedOn w:val="DefaultParagraphFont"/>
+    <w:link w:val="Subtitle"/>
+    <w:uiPriority w:val="11"/>
+    <w:rsid w:val="00a20283"/>
+    <w:rPr>
+      <w:rFonts w:cs="" w:cstheme="majorBidi" w:eastAsia="" w:eastAsiaTheme="majorEastAsia"/>
+      <w:color w:themeColor="text1" w:themeTint="a6" w:val="595959"/>
+      <w:spacing w:val="15"/>
+      <w:sz w:val="28"/>
+      <w:szCs w:val="28"/>
+    </w:rPr>
+  </w:style>
+  <w:style w:customStyle="1" w:styleId="QuoteChar" w:type="character">
+    <w:name w:val="Quote Char"/>
+    <w:basedOn w:val="DefaultParagraphFont"/>
+    <w:link w:val="Quote"/>
+    <w:uiPriority w:val="29"/>
+    <w:rsid w:val="00a20283"/>
+    <w:rPr>
+      <w:i/>
+      <w:iCs/>
+      <w:color w:themeColor="text1" w:themeTint="bf" w:val="404040"/>
+    </w:rPr>
+  </w:style>
+  <w:style w:styleId="IntenseEmphasis" w:type="character">
+    <w:name w:val="Intense Emphasis"/>
+    <w:basedOn w:val="DefaultParagraphFont"/>
+    <w:uiPriority w:val="21"/>
+    <w:qFormat/>
+    <w:rsid w:val="00a20283"/>
+    <w:rPr>
+      <w:i/>
+      <w:iCs/>
+      <w:color w:themeColor="accent1" w:themeShade="bf" w:val="0F4761"/>
+    </w:rPr>
+  </w:style>
+  <w:style w:customStyle="1" w:styleId="IntenseQuoteChar" w:type="character">
+    <w:name w:val="Intense Quote Char"/>
+    <w:basedOn w:val="DefaultParagraphFont"/>
+    <w:link w:val="IntenseQuote"/>
+    <w:uiPriority w:val="30"/>
+    <w:rsid w:val="00a20283"/>
+    <w:rPr>
+      <w:i/>
+      <w:iCs/>
+      <w:color w:themeColor="accent1" w:themeShade="bf" w:val="0F4761"/>
+    </w:rPr>
+  </w:style>
+  <w:style w:styleId="IntenseReference" w:type="character">
+    <w:name w:val="Intense Reference"/>
+    <w:basedOn w:val="DefaultParagraphFont"/>
+    <w:uiPriority w:val="32"/>
+    <w:qFormat/>
+    <w:rsid w:val="00a20283"/>
+    <w:rPr>
+      <w:b/>
+      <w:bCs/>
+      <w:smallCaps/>
+      <w:color w:themeColor="accent1" w:themeShade="bf" w:val="0F4761"/>
+      <w:spacing w:val="5"/>
+    </w:rPr>
+  </w:style>
+  <w:style w:styleId="Hyperlink" w:type="character">
+    <w:name w:val="Hyperlink"/>
+    <w:basedOn w:val="DefaultParagraphFont"/>
+    <w:uiPriority w:val="99"/>
+    <w:unhideWhenUsed/>
+    <w:rsid w:val="00994866"/>
+    <w:rPr>
+      <w:color w:themeColor="hyperlink" w:val="467886"/>
+      <w:u w:val="single"/>
+    </w:rPr>
+  </w:style>
+  <w:style w:styleId="UnresolvedMention" w:type="character">
+    <w:name w:val="Unresolved Mention"/>
+    <w:basedOn w:val="DefaultParagraphFont"/>
+    <w:uiPriority w:val="99"/>
+    <w:semiHidden/>
+    <w:unhideWhenUsed/>
+    <w:rsid w:val="00994866"/>
+    <w:rPr>
+      <w:color w:val="605E5C"/>
+      <w:shd w:fill="E1DFDD" w:val="clear"/>
+    </w:rPr>
+  </w:style>
+  <w:style w:styleId="Heading" w:type="paragraph">
+    <w:name w:val="Heading"/>
+    <w:basedOn w:val="Normal"/>
+    <w:next w:val="BodyText"/>
+    <w:pPr>
+      <w:keepNext w:val="true"/>
+      <w:spacing w:after="120" w:before="240"/>
+    </w:pPr>
+    <w:rPr>
+      <w:rFonts w:ascii="Liberation Sans" w:cs="Arial Unicode MS" w:eastAsia="Arial Unicode MS" w:hAnsi="Liberation Sans"/>
+      <w:sz w:val="28"/>
+      <w:szCs w:val="28"/>
+    </w:rPr>
+  </w:style>
+  <w:style w:styleId="BodyText" w:type="paragraph">
+    <w:name w:val="Body Text"/>
+    <w:basedOn w:val="Normal"/>
+    <w:pPr>
+      <w:spacing w:after="115" w:before="0" w:line="276" w:lineRule="auto"/>
+    </w:pPr>
+    <w:rPr>
+      <w:rFonts w:ascii="Arial" w:hAnsi="Arial"/>
+      <w:sz w:val="22"/>
+    </w:rPr>
+  </w:style>
+  <w:style w:styleId="List" w:type="paragraph">
+    <w:name w:val="List"/>
+    <w:basedOn w:val="BodyText"/>
+    <w:pPr/>
+    <w:rPr>
+      <w:rFonts w:cs="Arial Unicode MS"/>
+    </w:rPr>
+  </w:style>
+  <w:style w:styleId="Caption" w:type="paragraph">
+    <w:name w:val="caption"/>
+    <w:basedOn w:val="Normal"/>
+    <w:pPr>
+      <w:suppressLineNumbers/>
+      <w:spacing w:after="120" w:before="120"/>
+    </w:pPr>
+    <w:rPr>
+      <w:rFonts w:cs="Arial Unicode MS"/>
+      <w:i/>
+      <w:iCs/>
+      <w:sz w:val="24"/>
+      <w:szCs w:val="24"/>
+    </w:rPr>
+  </w:style>
+  <w:style w:styleId="Index" w:type="paragraph">
+    <w:name w:val="Index"/>
+    <w:basedOn w:val="Normal"/>
+    <w:pPr>
+      <w:suppressLineNumbers/>
+    </w:pPr>
+    <w:rPr>
+      <w:rFonts w:cs="Arial Unicode MS"/>
+    </w:rPr>
+  </w:style>
+  <w:style w:styleId="Title" w:type="paragraph">
+    <w:name w:val="Title"/>
+    <w:basedOn w:val="Normal"/>
+    <w:next w:val="Normal"/>
+    <w:link w:val="TitleChar"/>
+    <w:uiPriority w:val="10"/>
+    <w:qFormat/>
+    <w:rsid w:val="00a20283"/>
+    <w:pPr>
+      <w:spacing w:after="80" w:before="0" w:line="240" w:lineRule="auto"/>
+      <w:contextualSpacing/>
+    </w:pPr>
+    <w:rPr>
+      <w:rFonts w:ascii="Aptos Display" w:asciiTheme="majorHAnsi" w:cs="" w:cstheme="majorBidi" w:eastAsia="" w:eastAsiaTheme="majorEastAsia" w:hAnsi="Aptos Display" w:hAnsiTheme="majorHAnsi"/>
+      <w:spacing w:val="-10"/>
+      <w:kern w:val="2"/>
+      <w:sz w:val="56"/>
+      <w:szCs w:val="56"/>
+    </w:rPr>
+  </w:style>
+  <w:style w:styleId="Subtitle" w:type="paragraph">
+    <w:name w:val="Subtitle"/>
+    <w:basedOn w:val="Normal"/>
+    <w:next w:val="Normal"/>
+    <w:link w:val="SubtitleChar"/>
+    <w:uiPriority w:val="11"/>
+    <w:qFormat/>
+    <w:rsid w:val="00a20283"/>
+    <w:pPr/>
+    <w:rPr>
+      <w:rFonts w:cs="" w:cstheme="majorBidi" w:eastAsia="" w:eastAsiaTheme="majorEastAsia"/>
+      <w:color w:themeColor="text1" w:themeTint="a6" w:val="595959"/>
+      <w:spacing w:val="15"/>
+      <w:sz w:val="28"/>
+      <w:szCs w:val="28"/>
+    </w:rPr>
+  </w:style>
+  <w:style w:styleId="Quote" w:type="paragraph">
+    <w:name w:val="Quote"/>
+    <w:basedOn w:val="Normal"/>
+    <w:next w:val="Normal"/>
+    <w:link w:val="QuoteChar"/>
+    <w:uiPriority w:val="29"/>
+    <w:qFormat/>
+    <w:rsid w:val="00a20283"/>
+    <w:pPr>
+      <w:spacing w:after="160" w:before="160"/>
+      <w:jc w:val="center"/>
+    </w:pPr>
+    <w:rPr>
+      <w:i/>
+      <w:iCs/>
+      <w:color w:themeColor="text1" w:themeTint="bf" w:val="404040"/>
+    </w:rPr>
+  </w:style>
+  <w:style w:styleId="ListParagraph" w:type="paragraph">
+    <w:name w:val="List Paragraph"/>
+    <w:basedOn w:val="Normal"/>
+    <w:uiPriority w:val="34"/>
+    <w:qFormat/>
+    <w:rsid w:val="00a20283"/>
+    <w:pPr>
+      <w:spacing w:after="160" w:before="0"/>
+      <w:ind w:start="720"/>
+      <w:contextualSpacing/>
+    </w:pPr>
+    <w:rPr/>
+  </w:style>
+  <w:style w:styleId="IntenseQuote" w:type="paragraph">
+    <w:name w:val="Intense Quote"/>
+    <w:basedOn w:val="Normal"/>
+    <w:next w:val="Normal"/>
+    <w:link w:val="IntenseQuoteChar"/>
+    <w:uiPriority w:val="30"/>
+    <w:qFormat/>
+    <w:rsid w:val="00a20283"/>
+    <w:pPr>
+      <w:pBdr>
+        <w:top w:color="0F4761" w:space="10" w:sz="4" w:themeColor="accent1" w:themeShade="bf" w:val="single"/>
+        <w:bottom w:color="0F4761" w:space="10" w:sz="4" w:themeColor="accent1" w:themeShade="bf" w:val="single"/>
+      </w:pBdr>
+      <w:spacing w:after="360" w:before="360"/>
+      <w:ind w:end="864" w:start="864"/>
+      <w:jc w:val="center"/>
+    </w:pPr>
+    <w:rPr>
+      <w:i/>
+      <w:iCs/>
+      <w:color w:themeColor="accent1" w:themeShade="bf" w:val="0F4761"/>
+    </w:rPr>
+  </w:style>
+  <w:style w:styleId="FirstParagraph" w:type="paragraph">
+    <w:name w:val="First Paragraph"/>
+    <w:basedOn w:val="BodyText"/>
+    <w:next w:val="BodyText"/>
+    <w:pPr/>
+    <w:rPr/>
+  </w:style>
+  <w:style w:styleId="cvbody" w:type="paragraph">
+    <w:name w:val="cv body"/>
+    <w:basedOn w:val="BodyText"/>
+    <w:pPr>
+      <w:spacing w:after="115" w:before="0"/>
+    </w:pPr>
+    <w:rPr>
+      <w:rFonts w:ascii="Arial" w:hAnsi="Arial"/>
+      <w:sz w:val="22"/>
+    </w:rPr>
+  </w:style>
+  <w:style w:styleId="cvreference" w:type="paragraph">
+    <w:name w:val="cv reference"/>
+    <w:basedOn w:val="cvbody"/>
+    <w:pPr>
+      <w:tabs>
+        <w:tab w:pos="720" w:val="clear"/>
+      </w:tabs>
+      <w:ind w:hanging="360" w:start="360"/>
+    </w:pPr>
+    <w:rPr/>
+  </w:style>
+  <w:style w:styleId="cvheader1" w:type="paragraph">
+    <w:name w:val="cv header 1"/>
+    <w:basedOn w:val="Normal"/>
+    <w:pPr>
+      <w:spacing w:after="58" w:before="115" w:line="240" w:lineRule="auto"/>
+    </w:pPr>
+    <w:rPr>
+      <w:rFonts w:ascii="Arial" w:hAnsi="Arial"/>
+      <w:b/>
+      <w:sz w:val="22"/>
+      <w:u w:val="single"/>
+    </w:rPr>
+  </w:style>
+  <w:style w:styleId="Compact" w:type="paragraph">
+    <w:name w:val="Compact"/>
+    <w:basedOn w:val="BodyText"/>
+    <w:pPr>
+      <w:spacing w:after="36" w:before="36"/>
+    </w:pPr>
+    <w:rPr/>
+  </w:style>
+  <w:style w:styleId="cvheader2" w:type="paragraph">
+    <w:name w:val="cv header 2"/>
+    <w:basedOn w:val="cvheader1"/>
+    <w:pPr/>
+    <w:rPr>
+      <w:b w:val="false"/>
+      <w:i/>
+      <w:u w:val="none"/>
+    </w:rPr>
+  </w:style>
+  <w:style w:styleId="cvtechskill" w:type="paragraph">
+    <w:name w:val="cv tech skill"/>
+    <w:basedOn w:val="cvbody"/>
+    <w:pPr>
+      <w:spacing w:after="58" w:before="0"/>
+    </w:pPr>
+    <w:rPr/>
+  </w:style>
+  <w:style w:default="1" w:styleId="NoList" w:type="numbering">
+    <w:name w:val="No List"/>
+    <w:uiPriority w:val="99"/>
     <w:semiHidden/>
     <w:unhideWhenUsed/>
   </w:style>
@@ -802,7 +1272,6 @@
     <w:semiHidden/>
     <w:unhideWhenUsed/>
     <w:tblPr>
-      <w:tblInd w:type="dxa" w:w="0"/>
       <w:tblCellMar>
         <w:top w:type="dxa" w:w="0"/>
         <w:left w:type="dxa" w:w="108"/>
@@ -811,436 +1280,6 @@
       </w:tblCellMar>
     </w:tblPr>
   </w:style>
-  <w:style w:default="1" w:styleId="NoList" w:type="numbering">
-    <w:name w:val="No List"/>
-    <w:uiPriority w:val="99"/>
-    <w:semiHidden/>
-    <w:unhideWhenUsed/>
-  </w:style>
-  <w:style w:styleId="BodyText" w:type="paragraph">
-    <w:name w:val="Body Text"/>
-    <w:basedOn w:val="Normal"/>
-    <w:qFormat/>
-    <w:rsid w:val="00EC445F"/>
-    <w:pPr>
-      <w:spacing w:after="120"/>
-      <w:jc w:val="both"/>
-    </w:pPr>
-    <w:rPr>
-      <w:rFonts w:ascii="Arial" w:hAnsi="Arial"/>
-      <w:sz w:val="22"/>
-    </w:rPr>
-  </w:style>
-  <w:style w:customStyle="1" w:styleId="FirstParagraph" w:type="paragraph">
-    <w:name w:val="First Paragraph"/>
-    <w:basedOn w:val="BodyText"/>
-    <w:next w:val="BodyText"/>
-    <w:qFormat/>
-  </w:style>
-  <w:style w:customStyle="1" w:styleId="Compact" w:type="paragraph">
-    <w:name w:val="Compact"/>
-    <w:basedOn w:val="BodyText"/>
-    <w:qFormat/>
-    <w:pPr>
-      <w:spacing w:after="36" w:before="36"/>
-    </w:pPr>
-  </w:style>
-  <w:style w:styleId="Title" w:type="paragraph">
-    <w:name w:val="Title"/>
-    <w:basedOn w:val="Normal"/>
-    <w:next w:val="BodyText"/>
-    <w:link w:val="TitleChar"/>
-    <w:uiPriority w:val="10"/>
-    <w:qFormat/>
-    <w:rsid w:val="00A10FD9"/>
-    <w:pPr>
-      <w:spacing w:after="80"/>
-      <w:contextualSpacing/>
-      <w:jc w:val="center"/>
-    </w:pPr>
-    <w:rPr>
-      <w:rFonts w:asciiTheme="majorHAnsi" w:cstheme="majorBidi" w:eastAsiaTheme="majorEastAsia" w:hAnsiTheme="majorHAnsi"/>
-      <w:sz w:val="56"/>
-      <w:szCs w:val="56"/>
-    </w:rPr>
-  </w:style>
-  <w:style w:customStyle="1" w:styleId="TitleChar" w:type="character">
-    <w:name w:val="Title Char"/>
-    <w:basedOn w:val="DefaultParagraphFont"/>
-    <w:link w:val="Title"/>
-    <w:uiPriority w:val="10"/>
-    <w:rsid w:val="00A10FD9"/>
-    <w:rPr>
-      <w:rFonts w:asciiTheme="majorHAnsi" w:cstheme="majorBidi" w:eastAsiaTheme="majorEastAsia" w:hAnsiTheme="majorHAnsi"/>
-      <w:sz w:val="56"/>
-      <w:szCs w:val="56"/>
-    </w:rPr>
-  </w:style>
-  <w:style w:styleId="Subtitle" w:type="paragraph">
-    <w:name w:val="Subtitle"/>
-    <w:basedOn w:val="Title"/>
-    <w:next w:val="BodyText"/>
-    <w:link w:val="SubtitleChar"/>
-    <w:uiPriority w:val="11"/>
-    <w:qFormat/>
-    <w:rsid w:val="00A10FD9"/>
-    <w:pPr>
-      <w:numPr>
-        <w:ilvl w:val="1"/>
-      </w:numPr>
-    </w:pPr>
-    <w:rPr>
-      <w:spacing w:val="15"/>
-      <w:sz w:val="28"/>
-      <w:szCs w:val="28"/>
-    </w:rPr>
-  </w:style>
-  <w:style w:customStyle="1" w:styleId="SubtitleChar" w:type="character">
-    <w:name w:val="Subtitle Char"/>
-    <w:basedOn w:val="DefaultParagraphFont"/>
-    <w:link w:val="Subtitle"/>
-    <w:uiPriority w:val="11"/>
-    <w:rsid w:val="00A10FD9"/>
-    <w:rPr>
-      <w:rFonts w:cstheme="majorBidi" w:eastAsiaTheme="majorEastAsia"/>
-      <w:color w:themeColor="text1" w:themeTint="A6" w:val="595959"/>
-      <w:spacing w:val="15"/>
-      <w:sz w:val="28"/>
-      <w:szCs w:val="28"/>
-    </w:rPr>
-  </w:style>
-  <w:style w:customStyle="1" w:styleId="Author" w:type="paragraph">
-    <w:name w:val="Author"/>
-    <w:basedOn w:val="Title"/>
-    <w:next w:val="BodyText"/>
-    <w:qFormat/>
-    <w:pPr>
-      <w:keepNext/>
-      <w:keepLines/>
-    </w:pPr>
-    <w:rPr>
-      <w:sz w:val="24"/>
-      <w:szCs w:val="24"/>
-    </w:rPr>
-  </w:style>
-  <w:style w:styleId="Date" w:type="paragraph">
-    <w:name w:val="Date"/>
-    <w:basedOn w:val="Title"/>
-    <w:next w:val="BodyText"/>
-    <w:qFormat/>
-    <w:pPr>
-      <w:keepNext/>
-      <w:keepLines/>
-    </w:pPr>
-    <w:rPr>
-      <w:sz w:val="24"/>
-      <w:szCs w:val="24"/>
-    </w:rPr>
-  </w:style>
-  <w:style w:customStyle="1" w:styleId="AbstractTitle" w:type="paragraph">
-    <w:name w:val="Abstract Title"/>
-    <w:basedOn w:val="Normal"/>
-    <w:next w:val="Abstract"/>
-    <w:qFormat/>
-    <w:pPr>
-      <w:keepNext/>
-      <w:keepLines/>
-      <w:spacing w:after="0" w:before="300"/>
-      <w:jc w:val="center"/>
-    </w:pPr>
-    <w:rPr>
-      <w:b/>
-      <w:sz w:val="20"/>
-      <w:szCs w:val="20"/>
-    </w:rPr>
-  </w:style>
-  <w:style w:customStyle="1" w:styleId="Abstract" w:type="paragraph">
-    <w:name w:val="Abstract"/>
-    <w:basedOn w:val="Normal"/>
-    <w:next w:val="BodyText"/>
-    <w:qFormat/>
-    <w:pPr>
-      <w:keepNext/>
-      <w:keepLines/>
-      <w:spacing w:after="300" w:before="100"/>
-    </w:pPr>
-    <w:rPr>
-      <w:sz w:val="20"/>
-      <w:szCs w:val="20"/>
-    </w:rPr>
-  </w:style>
-  <w:style w:styleId="Bibliography" w:type="paragraph">
-    <w:name w:val="Bibliography"/>
-    <w:basedOn w:val="Normal"/>
-    <w:qFormat/>
-  </w:style>
-  <w:style w:customStyle="1" w:styleId="Heading1Char" w:type="character">
-    <w:name w:val="Heading 1 Char"/>
-    <w:basedOn w:val="DefaultParagraphFont"/>
-    <w:link w:val="Heading1"/>
-    <w:uiPriority w:val="9"/>
-    <w:rsid w:val="00A10FD9"/>
-    <w:rPr>
-      <w:rFonts w:asciiTheme="majorHAnsi" w:cstheme="majorBidi" w:eastAsiaTheme="majorEastAsia" w:hAnsiTheme="majorHAnsi"/>
-      <w:color w:themeColor="accent1" w:themeShade="BF" w:val="0F4761"/>
-      <w:sz w:val="40"/>
-      <w:szCs w:val="40"/>
-    </w:rPr>
-  </w:style>
-  <w:style w:customStyle="1" w:styleId="Heading2Char" w:type="character">
-    <w:name w:val="Heading 2 Char"/>
-    <w:basedOn w:val="DefaultParagraphFont"/>
-    <w:link w:val="Heading2"/>
-    <w:uiPriority w:val="9"/>
-    <w:semiHidden/>
-    <w:rsid w:val="008261AC"/>
-    <w:rPr>
-      <w:rFonts w:ascii="Arial" w:cstheme="majorBidi" w:eastAsiaTheme="majorEastAsia" w:hAnsi="Arial"/>
-      <w:b/>
-      <w:sz w:val="22"/>
-      <w:szCs w:val="32"/>
-      <w:u w:val="single"/>
-    </w:rPr>
-  </w:style>
-  <w:style w:customStyle="1" w:styleId="Heading3Char" w:type="character">
-    <w:name w:val="Heading 3 Char"/>
-    <w:basedOn w:val="DefaultParagraphFont"/>
-    <w:link w:val="Heading3"/>
-    <w:uiPriority w:val="9"/>
-    <w:semiHidden/>
-    <w:rsid w:val="008261AC"/>
-    <w:rPr>
-      <w:rFonts w:ascii="Arial" w:cstheme="majorBidi" w:eastAsiaTheme="majorEastAsia" w:hAnsi="Arial"/>
-      <w:sz w:val="22"/>
-      <w:szCs w:val="28"/>
-    </w:rPr>
-  </w:style>
-  <w:style w:customStyle="1" w:styleId="Heading4Char" w:type="character">
-    <w:name w:val="Heading 4 Char"/>
-    <w:basedOn w:val="DefaultParagraphFont"/>
-    <w:link w:val="Heading4"/>
-    <w:uiPriority w:val="9"/>
-    <w:semiHidden/>
-    <w:rsid w:val="00A10FD9"/>
-    <w:rPr>
-      <w:rFonts w:cstheme="majorBidi" w:eastAsiaTheme="majorEastAsia"/>
-      <w:i/>
-      <w:iCs/>
-      <w:color w:themeColor="accent1" w:themeShade="BF" w:val="0F4761"/>
-    </w:rPr>
-  </w:style>
-  <w:style w:customStyle="1" w:styleId="Heading5Char" w:type="character">
-    <w:name w:val="Heading 5 Char"/>
-    <w:basedOn w:val="DefaultParagraphFont"/>
-    <w:link w:val="Heading5"/>
-    <w:uiPriority w:val="9"/>
-    <w:semiHidden/>
-    <w:rsid w:val="00A10FD9"/>
-    <w:rPr>
-      <w:rFonts w:cstheme="majorBidi" w:eastAsiaTheme="majorEastAsia"/>
-      <w:color w:themeColor="accent1" w:themeShade="BF" w:val="0F4761"/>
-    </w:rPr>
-  </w:style>
-  <w:style w:customStyle="1" w:styleId="Heading6Char" w:type="character">
-    <w:name w:val="Heading 6 Char"/>
-    <w:basedOn w:val="DefaultParagraphFont"/>
-    <w:link w:val="Heading6"/>
-    <w:uiPriority w:val="9"/>
-    <w:semiHidden/>
-    <w:rsid w:val="00A10FD9"/>
-    <w:rPr>
-      <w:rFonts w:cstheme="majorBidi" w:eastAsiaTheme="majorEastAsia"/>
-      <w:i/>
-      <w:iCs/>
-      <w:color w:themeColor="text1" w:themeTint="A6" w:val="595959"/>
-    </w:rPr>
-  </w:style>
-  <w:style w:customStyle="1" w:styleId="Heading7Char" w:type="character">
-    <w:name w:val="Heading 7 Char"/>
-    <w:basedOn w:val="DefaultParagraphFont"/>
-    <w:link w:val="Heading7"/>
-    <w:uiPriority w:val="9"/>
-    <w:semiHidden/>
-    <w:rsid w:val="00A10FD9"/>
-    <w:rPr>
-      <w:rFonts w:cstheme="majorBidi" w:eastAsiaTheme="majorEastAsia"/>
-      <w:color w:themeColor="text1" w:themeTint="A6" w:val="595959"/>
-    </w:rPr>
-  </w:style>
-  <w:style w:customStyle="1" w:styleId="Heading8Char" w:type="character">
-    <w:name w:val="Heading 8 Char"/>
-    <w:basedOn w:val="DefaultParagraphFont"/>
-    <w:link w:val="Heading8"/>
-    <w:uiPriority w:val="9"/>
-    <w:semiHidden/>
-    <w:rsid w:val="00A10FD9"/>
-    <w:rPr>
-      <w:rFonts w:cstheme="majorBidi" w:eastAsiaTheme="majorEastAsia"/>
-      <w:i/>
-      <w:iCs/>
-      <w:color w:themeColor="text1" w:themeTint="D8" w:val="272727"/>
-    </w:rPr>
-  </w:style>
-  <w:style w:customStyle="1" w:styleId="Heading9Char" w:type="character">
-    <w:name w:val="Heading 9 Char"/>
-    <w:basedOn w:val="DefaultParagraphFont"/>
-    <w:link w:val="Heading9"/>
-    <w:uiPriority w:val="9"/>
-    <w:semiHidden/>
-    <w:rsid w:val="00A10FD9"/>
-    <w:rPr>
-      <w:rFonts w:cstheme="majorBidi" w:eastAsiaTheme="majorEastAsia"/>
-      <w:color w:themeColor="text1" w:themeTint="D8" w:val="272727"/>
-    </w:rPr>
-  </w:style>
-  <w:style w:styleId="BlockText" w:type="paragraph">
-    <w:name w:val="Block Text"/>
-    <w:basedOn w:val="BodyText"/>
-    <w:next w:val="BodyText"/>
-    <w:uiPriority w:val="9"/>
-    <w:unhideWhenUsed/>
-    <w:qFormat/>
-    <w:pPr>
-      <w:spacing w:after="100" w:before="100"/>
-      <w:ind w:left="480" w:right="480"/>
-    </w:pPr>
-  </w:style>
-  <w:style w:styleId="FootnoteText" w:type="paragraph">
-    <w:name w:val="footnote text"/>
-    <w:basedOn w:val="Normal"/>
-    <w:uiPriority w:val="9"/>
-    <w:unhideWhenUsed/>
-    <w:qFormat/>
-  </w:style>
-  <w:style w:customStyle="1" w:styleId="FootnoteBlockText" w:type="paragraph">
-    <w:name w:val="Footnote Block Text"/>
-    <w:basedOn w:val="FootnoteText"/>
-    <w:next w:val="FootnoteText"/>
-    <w:uiPriority w:val="9"/>
-    <w:unhideWhenUsed/>
-    <w:qFormat/>
-    <w:pPr>
-      <w:spacing w:after="100" w:before="100"/>
-      <w:ind w:left="480" w:right="480"/>
-    </w:pPr>
-  </w:style>
-  <w:style w:customStyle="1" w:styleId="Table" w:type="table">
-    <w:name w:val="Table"/>
-    <w:semiHidden/>
-    <w:unhideWhenUsed/>
-    <w:qFormat/>
-    <w:tblPr>
-      <w:tblInd w:type="dxa" w:w="0"/>
-      <w:tblCellMar>
-        <w:top w:type="dxa" w:w="0"/>
-        <w:left w:type="dxa" w:w="108"/>
-        <w:bottom w:type="dxa" w:w="0"/>
-        <w:right w:type="dxa" w:w="108"/>
-      </w:tblCellMar>
-    </w:tblPr>
-    <w:tblStylePr w:type="firstRow">
-      <w:tblPr/>
-      <w:tcPr>
-        <w:tcBorders>
-          <w:bottom w:color="auto" w:space="0" w:sz="0" w:val="single"/>
-        </w:tcBorders>
-        <w:vAlign w:val="bottom"/>
-      </w:tcPr>
-    </w:tblStylePr>
-  </w:style>
-  <w:style w:customStyle="1" w:styleId="DefinitionTerm" w:type="paragraph">
-    <w:name w:val="Definition Term"/>
-    <w:basedOn w:val="Normal"/>
-    <w:next w:val="Definition"/>
-    <w:pPr>
-      <w:keepNext/>
-      <w:keepLines/>
-      <w:spacing w:after="0"/>
-    </w:pPr>
-    <w:rPr>
-      <w:b/>
-    </w:rPr>
-  </w:style>
-  <w:style w:customStyle="1" w:styleId="Definition" w:type="paragraph">
-    <w:name w:val="Definition"/>
-    <w:basedOn w:val="Normal"/>
-  </w:style>
-  <w:style w:styleId="Caption" w:type="paragraph">
-    <w:name w:val="caption"/>
-    <w:basedOn w:val="Normal"/>
-    <w:link w:val="CaptionChar"/>
-    <w:pPr>
-      <w:spacing w:after="120"/>
-    </w:pPr>
-    <w:rPr>
-      <w:i/>
-    </w:rPr>
-  </w:style>
-  <w:style w:customStyle="1" w:styleId="TableCaption" w:type="paragraph">
-    <w:name w:val="Table Caption"/>
-    <w:basedOn w:val="Caption"/>
-    <w:pPr>
-      <w:keepNext/>
-    </w:pPr>
-  </w:style>
-  <w:style w:customStyle="1" w:styleId="ImageCaption" w:type="paragraph">
-    <w:name w:val="Image Caption"/>
-    <w:basedOn w:val="Caption"/>
-  </w:style>
-  <w:style w:customStyle="1" w:styleId="Figure" w:type="paragraph">
-    <w:name w:val="Figure"/>
-    <w:basedOn w:val="Normal"/>
-  </w:style>
-  <w:style w:customStyle="1" w:styleId="CaptionedFigure" w:type="paragraph">
-    <w:name w:val="Captioned Figure"/>
-    <w:basedOn w:val="Figure"/>
-    <w:pPr>
-      <w:keepNext/>
-    </w:pPr>
-  </w:style>
-  <w:style w:customStyle="1" w:styleId="CaptionChar" w:type="character">
-    <w:name w:val="Caption Char"/>
-    <w:basedOn w:val="DefaultParagraphFont"/>
-    <w:link w:val="Caption"/>
-  </w:style>
-  <w:style w:customStyle="1" w:styleId="VerbatimChar" w:type="character">
-    <w:name w:val="Verbatim Char"/>
-    <w:basedOn w:val="CaptionChar"/>
-    <w:rPr>
-      <w:rFonts w:ascii="Consolas" w:hAnsi="Consolas"/>
-      <w:sz w:val="22"/>
-    </w:rPr>
-  </w:style>
-  <w:style w:customStyle="1" w:styleId="SectionNumber" w:type="character">
-    <w:name w:val="Section Number"/>
-    <w:basedOn w:val="CaptionChar"/>
-  </w:style>
-  <w:style w:styleId="FootnoteReference" w:type="character">
-    <w:name w:val="footnote reference"/>
-    <w:basedOn w:val="CaptionChar"/>
-    <w:rPr>
-      <w:vertAlign w:val="superscript"/>
-    </w:rPr>
-  </w:style>
-  <w:style w:styleId="Hyperlink" w:type="character">
-    <w:name w:val="Hyperlink"/>
-    <w:basedOn w:val="CaptionChar"/>
-    <w:rPr>
-      <w:color w:themeColor="accent1" w:val="156082"/>
-    </w:rPr>
-  </w:style>
-  <w:style w:styleId="TOCHeading" w:type="paragraph">
-    <w:name w:val="TOC Heading"/>
-    <w:basedOn w:val="Heading1"/>
-    <w:next w:val="BodyText"/>
-    <w:uiPriority w:val="39"/>
-    <w:unhideWhenUsed/>
-    <w:qFormat/>
-    <w:pPr>
-      <w:spacing w:before="240" w:line="259" w:lineRule="auto"/>
-      <w:outlineLvl w:val="9"/>
-    </w:pPr>
-  </w:style>
   <w:style w:type="paragraph" w:customStyle="1" w:styleId="SourceCode">
     <w:name w:val="Source Code"/>
     <w:basedOn w:val="Normal"/>
@@ -1479,14 +1518,14 @@
 </file>
 
 <file path=word/theme/theme1.xml><?xml version="1.0" encoding="utf-8"?>
-<a:theme xmlns:a="http://schemas.openxmlformats.org/drawingml/2006/main" name="Office Theme">
+<a:theme xmlns:a="http://schemas.openxmlformats.org/drawingml/2006/main" xmlns:r="http://schemas.openxmlformats.org/officeDocument/2006/relationships" name="Office Theme">
   <a:themeElements>
     <a:clrScheme name="Office">
       <a:dk1>
-        <a:sysClr val="windowText" lastClr="000000"/>
+        <a:srgbClr val="000000"/>
       </a:dk1>
       <a:lt1>
-        <a:sysClr val="window" lastClr="FFFFFF"/>
+        <a:srgbClr val="FFFFFF"/>
       </a:lt1>
       <a:dk2>
         <a:srgbClr val="0E2841"/>
@@ -1521,7 +1560,7 @@
     </a:clrScheme>
     <a:fontScheme name="Office">
       <a:majorFont>
-        <a:latin typeface="Aptos Display" panose="02110004020202020204"/>
+        <a:latin typeface="Aptos Display" panose="02110004020202020204" pitchFamily="0" charset="1"/>
         <a:ea typeface=""/>
         <a:cs typeface=""/>
         <a:font script="Jpan" typeface="游ゴシック Light"/>
@@ -1573,10 +1612,10 @@
         <a:font script="Tfng" typeface="Ebrima"/>
       </a:majorFont>
       <a:minorFont>
-        <a:latin typeface="Aptos" panose="02110004020202020204"/>
+        <a:latin typeface="Aptos" panose="02110004020202020204" pitchFamily="0" charset="1"/>
         <a:ea typeface=""/>
         <a:cs typeface=""/>
-        <a:font script="Jpan" typeface="游明朝"/>
+        <a:font script="Jpan" typeface="游ゴシック"/>
         <a:font script="Hang" typeface="맑은 고딕"/>
         <a:font script="Hans" typeface="等线"/>
         <a:font script="Hant" typeface="新細明體"/>
@@ -1625,49 +1664,45 @@
         <a:font script="Tfng" typeface="Ebrima"/>
       </a:minorFont>
     </a:fontScheme>
-    <a:fmtScheme name="Office">
+    <a:fmtScheme>
       <a:fillStyleLst>
         <a:solidFill>
           <a:schemeClr val="phClr"/>
         </a:solidFill>
-        <a:gradFill rotWithShape="1">
+        <a:gradFill>
           <a:gsLst>
             <a:gs pos="0">
               <a:schemeClr val="phClr">
                 <a:lumMod val="110000"/>
-                <a:satMod val="105000"/>
                 <a:tint val="67000"/>
               </a:schemeClr>
             </a:gs>
             <a:gs pos="50000">
               <a:schemeClr val="phClr">
                 <a:lumMod val="105000"/>
-                <a:satMod val="103000"/>
                 <a:tint val="73000"/>
               </a:schemeClr>
             </a:gs>
             <a:gs pos="100000">
               <a:schemeClr val="phClr">
                 <a:lumMod val="105000"/>
-                <a:satMod val="109000"/>
                 <a:tint val="81000"/>
               </a:schemeClr>
             </a:gs>
           </a:gsLst>
           <a:lin ang="5400000" scaled="0"/>
+          <a:tileRect l="0" t="0" r="0" b="0"/>
         </a:gradFill>
-        <a:gradFill rotWithShape="1">
+        <a:gradFill>
           <a:gsLst>
             <a:gs pos="0">
               <a:schemeClr val="phClr">
-                <a:satMod val="103000"/>
                 <a:lumMod val="102000"/>
                 <a:tint val="94000"/>
               </a:schemeClr>
             </a:gs>
             <a:gs pos="50000">
               <a:schemeClr val="phClr">
-                <a:satMod val="110000"/>
                 <a:lumMod val="100000"/>
                 <a:shade val="100000"/>
               </a:schemeClr>
@@ -1675,33 +1710,24 @@
             <a:gs pos="100000">
               <a:schemeClr val="phClr">
                 <a:lumMod val="99000"/>
-                <a:satMod val="120000"/>
                 <a:shade val="78000"/>
               </a:schemeClr>
             </a:gs>
           </a:gsLst>
           <a:lin ang="5400000" scaled="0"/>
+          <a:tileRect l="0" t="0" r="0" b="0"/>
         </a:gradFill>
       </a:fillStyleLst>
       <a:lnStyleLst>
         <a:ln w="6350" cap="flat" cmpd="sng" algn="ctr">
-          <a:solidFill>
-            <a:schemeClr val="phClr"/>
-          </a:solidFill>
           <a:prstDash val="solid"/>
           <a:miter lim="800000"/>
         </a:ln>
         <a:ln w="12700" cap="flat" cmpd="sng" algn="ctr">
-          <a:solidFill>
-            <a:schemeClr val="phClr"/>
-          </a:solidFill>
           <a:prstDash val="solid"/>
           <a:miter lim="800000"/>
         </a:ln>
         <a:ln w="19050" cap="flat" cmpd="sng" algn="ctr">
-          <a:solidFill>
-            <a:schemeClr val="phClr"/>
-          </a:solidFill>
           <a:prstDash val="solid"/>
           <a:miter lim="800000"/>
         </a:ln>
@@ -1714,13 +1740,7 @@
           <a:effectLst/>
         </a:effectStyle>
         <a:effectStyle>
-          <a:effectLst>
-            <a:outerShdw blurRad="57150" dist="19050" dir="5400000" algn="ctr" rotWithShape="0">
-              <a:srgbClr val="000000">
-                <a:alpha val="63000"/>
-              </a:srgbClr>
-            </a:outerShdw>
-          </a:effectLst>
+          <a:effectLst/>
         </a:effectStyle>
       </a:effectStyleLst>
       <a:bgFillStyleLst>
@@ -1730,15 +1750,13 @@
         <a:solidFill>
           <a:schemeClr val="phClr">
             <a:tint val="95000"/>
-            <a:satMod val="170000"/>
           </a:schemeClr>
         </a:solidFill>
-        <a:gradFill rotWithShape="1">
+        <a:gradFill>
           <a:gsLst>
             <a:gs pos="0">
               <a:schemeClr val="phClr">
                 <a:tint val="93000"/>
-                <a:satMod val="150000"/>
                 <a:shade val="98000"/>
                 <a:lumMod val="102000"/>
               </a:schemeClr>
@@ -1746,7 +1764,6 @@
             <a:gs pos="50000">
               <a:schemeClr val="phClr">
                 <a:tint val="98000"/>
-                <a:satMod val="130000"/>
                 <a:shade val="90000"/>
                 <a:lumMod val="103000"/>
               </a:schemeClr>
@@ -1754,21 +1771,14 @@
             <a:gs pos="100000">
               <a:schemeClr val="phClr">
                 <a:shade val="63000"/>
-                <a:satMod val="120000"/>
               </a:schemeClr>
             </a:gs>
           </a:gsLst>
           <a:lin ang="5400000" scaled="0"/>
+          <a:tileRect l="0" t="0" r="0" b="0"/>
         </a:gradFill>
       </a:bgFillStyleLst>
     </a:fmtScheme>
   </a:themeElements>
-  <a:objectDefaults/>
-  <a:extraClrSchemeLst/>
-  <a:extLst>
-    <a:ext uri="{05A4C25C-085E-4340-85A3-A5531E510DB2}">
-      <thm15:themeFamily xmlns:thm15="http://schemas.microsoft.com/office/thememl/2012/main" name="Office Theme" id="{2E142A2C-CD16-42D6-873A-C26D2A0506FA}" vid="{1BDDFF52-6CD6-40A5-AB3C-68EB2F1E4D0A}"/>
-    </a:ext>
-  </a:extLst>
 </a:theme>
 </file>